--- a/MATLAB Coursework 2  Word Template.docx
+++ b/MATLAB Coursework 2  Word Template.docx
@@ -18,8 +18,10 @@
     <w:p>
       <w:pPr>
         <w:rPr>
+          <w:rFonts w:hint="eastAsia"/>
           <w:b/>
           <w:bCs/>
+          <w:lang w:eastAsia="zh-CN"/>
         </w:rPr>
       </w:pPr>
       <w:r>
@@ -27,14 +29,25 @@
           <w:b/>
           <w:bCs/>
         </w:rPr>
-        <w:t>Author: Add your name</w:t>
+        <w:t xml:space="preserve">Author: </w:t>
+      </w:r>
+      <w:r>
+        <w:rPr>
+          <w:rFonts w:hint="eastAsia"/>
+          <w:b/>
+          <w:bCs/>
+          <w:lang w:eastAsia="zh-CN"/>
+        </w:rPr>
+        <w:t>Sitan Wen</w:t>
       </w:r>
     </w:p>
     <w:p>
       <w:pPr>
         <w:rPr>
+          <w:rFonts w:hint="eastAsia"/>
           <w:b/>
           <w:bCs/>
+          <w:lang w:eastAsia="zh-CN"/>
         </w:rPr>
       </w:pPr>
       <w:r>
@@ -42,7 +55,16 @@
           <w:b/>
           <w:bCs/>
         </w:rPr>
-        <w:t>Student ID: Put your ID number here</w:t>
+        <w:t xml:space="preserve">Student ID: </w:t>
+      </w:r>
+      <w:r>
+        <w:rPr>
+          <w:rFonts w:hint="eastAsia"/>
+          <w:b/>
+          <w:bCs/>
+          <w:lang w:eastAsia="zh-CN"/>
+        </w:rPr>
+        <w:t>20719904</w:t>
       </w:r>
     </w:p>
     <w:p>
@@ -105,14 +127,95 @@
         <w:rPr>
           <w:color w:val="000000" w:themeColor="text1"/>
           <w:highlight w:val="cyan"/>
+          <w:shd w:val="pct15" w:color="auto" w:fill="FFFFFF"/>
+          <w:lang w:eastAsia="zh-CN"/>
         </w:rPr>
       </w:pPr>
+      <w:r>
+        <w:rPr>
+          <w:rFonts w:hint="eastAsia"/>
+          <w:color w:val="000000" w:themeColor="text1"/>
+          <w:highlight w:val="cyan"/>
+          <w:shd w:val="pct15" w:color="auto" w:fill="FFFFFF"/>
+          <w:lang w:eastAsia="zh-CN"/>
+        </w:rPr>
+        <w:t>Task 1</w:t>
+      </w:r>
+    </w:p>
+    <w:p>
+      <w:pPr>
+        <w:spacing w:line="259" w:lineRule="auto"/>
+        <w:jc w:val="both"/>
+        <w:rPr>
+          <w:rFonts w:hint="eastAsia"/>
+          <w:color w:val="000000" w:themeColor="text1"/>
+          <w:highlight w:val="cyan"/>
+          <w:lang w:eastAsia="zh-CN"/>
+        </w:rPr>
+      </w:pPr>
+      <w:r>
+        <w:rPr>
+          <w:rFonts w:hint="eastAsia"/>
+          <w:noProof/>
+          <w:color w:val="000000" w:themeColor="text1"/>
+          <w:highlight w:val="cyan"/>
+          <w:lang w:eastAsia="zh-CN"/>
+        </w:rPr>
+        <w:drawing>
+          <wp:inline distT="0" distB="0" distL="0" distR="0" wp14:anchorId="0A2967C4" wp14:editId="3321E35B">
+            <wp:extent cx="5721350" cy="4292600"/>
+            <wp:effectExtent l="0" t="0" r="0" b="0"/>
+            <wp:docPr id="1361449202" name="Picture 3"/>
+            <wp:cNvGraphicFramePr>
+              <a:graphicFrameLocks xmlns:a="http://schemas.openxmlformats.org/drawingml/2006/main" noChangeAspect="1"/>
+            </wp:cNvGraphicFramePr>
+            <a:graphic xmlns:a="http://schemas.openxmlformats.org/drawingml/2006/main">
+              <a:graphicData uri="http://schemas.openxmlformats.org/drawingml/2006/picture">
+                <pic:pic xmlns:pic="http://schemas.openxmlformats.org/drawingml/2006/picture">
+                  <pic:nvPicPr>
+                    <pic:cNvPr id="0" name="Picture 1"/>
+                    <pic:cNvPicPr>
+                      <a:picLocks noChangeAspect="1" noChangeArrowheads="1"/>
+                    </pic:cNvPicPr>
+                  </pic:nvPicPr>
+                  <pic:blipFill>
+                    <a:blip r:embed="rId8" cstate="print">
+                      <a:extLst>
+                        <a:ext uri="{28A0092B-C50C-407E-A947-70E740481C1C}">
+                          <a14:useLocalDpi xmlns:a14="http://schemas.microsoft.com/office/drawing/2010/main" val="0"/>
+                        </a:ext>
+                      </a:extLst>
+                    </a:blip>
+                    <a:srcRect/>
+                    <a:stretch>
+                      <a:fillRect/>
+                    </a:stretch>
+                  </pic:blipFill>
+                  <pic:spPr bwMode="auto">
+                    <a:xfrm>
+                      <a:off x="0" y="0"/>
+                      <a:ext cx="5721350" cy="4292600"/>
+                    </a:xfrm>
+                    <a:prstGeom prst="rect">
+                      <a:avLst/>
+                    </a:prstGeom>
+                    <a:noFill/>
+                    <a:ln>
+                      <a:noFill/>
+                    </a:ln>
+                  </pic:spPr>
+                </pic:pic>
+              </a:graphicData>
+            </a:graphic>
+          </wp:inline>
+        </w:drawing>
+      </w:r>
     </w:p>
     <w:sectPr>
-      <w:headerReference w:type="default" r:id="rId8"/>
-      <w:footerReference w:type="default" r:id="rId9"/>
-      <w:headerReference w:type="first" r:id="rId10"/>
-      <w:footerReference w:type="first" r:id="rId11"/>
+      <w:headerReference w:type="default" r:id="rId9"/>
+      <w:footerReference w:type="default" r:id="rId10"/>
+      <w:headerReference w:type="first" r:id="rId11"/>
+      <w:footerReference w:type="first" r:id="rId12"/>
       <w:pgSz w:w="11906" w:h="16838"/>
       <w:pgMar w:top="1440" w:right="1440" w:bottom="1440" w:left="1440" w:header="850" w:footer="708" w:gutter="0"/>
       <w:cols w:space="708"/>
@@ -226,7 +329,7 @@
             </mc:Choice>
             <mc:Fallback>
               <w:pict>
-                <v:line w14:anchorId="68CAF598" id="Straight Connector 4" o:spid="_x0000_s1026" style="position:absolute;z-index:251658243;visibility:visible;mso-wrap-style:square;mso-wrap-distance-left:9pt;mso-wrap-distance-top:0;mso-wrap-distance-right:9pt;mso-wrap-distance-bottom:0;mso-position-horizontal:absolute;mso-position-horizontal-relative:text;mso-position-vertical:absolute;mso-position-vertical-relative:text" from="-.75pt,-10.2pt" to="454.5pt,-10.2pt" o:gfxdata="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" strokecolor="#4472c4 [3204]" strokeweight=".5pt">
+                <v:line w14:anchorId="3B402D9F" id="Straight Connector 4" o:spid="_x0000_s1026" style="position:absolute;z-index:251658243;visibility:visible;mso-wrap-style:square;mso-wrap-distance-left:9pt;mso-wrap-distance-top:0;mso-wrap-distance-right:9pt;mso-wrap-distance-bottom:0;mso-position-horizontal:absolute;mso-position-horizontal-relative:text;mso-position-vertical:absolute;mso-position-vertical-relative:text" from="-.75pt,-10.2pt" to="454.5pt,-10.2pt" o:gfxdata="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" strokecolor="#4472c4 [3204]" strokeweight=".5pt">
                   <v:stroke joinstyle="miter"/>
                 </v:line>
               </w:pict>
@@ -975,7 +1078,7 @@
   <w:docDefaults>
     <w:rPrDefault>
       <w:rPr>
-        <w:rFonts w:asciiTheme="minorHAnsi" w:eastAsiaTheme="minorHAnsi" w:hAnsiTheme="minorHAnsi" w:cstheme="minorBidi"/>
+        <w:rFonts w:asciiTheme="minorHAnsi" w:eastAsia="宋体" w:hAnsiTheme="minorHAnsi" w:cstheme="minorBidi"/>
         <w:sz w:val="22"/>
         <w:szCs w:val="22"/>
         <w:lang w:val="en-GB" w:eastAsia="en-US" w:bidi="ar-SA"/>

--- a/MATLAB Coursework 2  Word Template.docx
+++ b/MATLAB Coursework 2  Word Template.docx
@@ -147,7 +147,6 @@
         <w:spacing w:line="259" w:lineRule="auto"/>
         <w:jc w:val="both"/>
         <w:rPr>
-          <w:rFonts w:hint="eastAsia"/>
           <w:color w:val="000000" w:themeColor="text1"/>
           <w:highlight w:val="cyan"/>
           <w:lang w:eastAsia="zh-CN"/>
@@ -211,11 +210,109 @@
         </w:drawing>
       </w:r>
     </w:p>
+    <w:p>
+      <w:pPr>
+        <w:spacing w:line="259" w:lineRule="auto"/>
+        <w:jc w:val="both"/>
+        <w:rPr>
+          <w:color w:val="000000" w:themeColor="text1"/>
+          <w:highlight w:val="cyan"/>
+          <w:lang w:eastAsia="zh-CN"/>
+        </w:rPr>
+      </w:pPr>
+    </w:p>
+    <w:p>
+      <w:pPr>
+        <w:spacing w:line="259" w:lineRule="auto"/>
+        <w:jc w:val="both"/>
+        <w:rPr>
+          <w:color w:val="000000" w:themeColor="text1"/>
+          <w:highlight w:val="cyan"/>
+          <w:lang w:val="en-US" w:eastAsia="zh-CN"/>
+        </w:rPr>
+      </w:pPr>
+      <w:r>
+        <w:rPr>
+          <w:color w:val="000000" w:themeColor="text1"/>
+          <w:highlight w:val="cyan"/>
+          <w:lang w:val="en-US" w:eastAsia="zh-CN"/>
+        </w:rPr>
+        <w:t>(d)</w:t>
+      </w:r>
+    </w:p>
+    <w:p>
+      <w:pPr>
+        <w:spacing w:line="259" w:lineRule="auto"/>
+        <w:jc w:val="both"/>
+        <w:rPr>
+          <w:color w:val="000000" w:themeColor="text1"/>
+          <w:highlight w:val="cyan"/>
+          <w:lang w:val="en-US" w:eastAsia="zh-CN"/>
+        </w:rPr>
+      </w:pPr>
+      <w:r>
+        <w:rPr>
+          <w:noProof/>
+          <w:color w:val="000000" w:themeColor="text1"/>
+          <w:highlight w:val="cyan"/>
+          <w:lang w:val="en-US" w:eastAsia="zh-CN"/>
+        </w:rPr>
+        <w:lastRenderedPageBreak/>
+        <w:drawing>
+          <wp:inline distT="0" distB="0" distL="0" distR="0" wp14:anchorId="58C391D7" wp14:editId="332699EE">
+            <wp:extent cx="5729605" cy="3663315"/>
+            <wp:effectExtent l="0" t="0" r="4445" b="0"/>
+            <wp:docPr id="617930566" name="Picture 4"/>
+            <wp:cNvGraphicFramePr>
+              <a:graphicFrameLocks xmlns:a="http://schemas.openxmlformats.org/drawingml/2006/main" noChangeAspect="1"/>
+            </wp:cNvGraphicFramePr>
+            <a:graphic xmlns:a="http://schemas.openxmlformats.org/drawingml/2006/main">
+              <a:graphicData uri="http://schemas.openxmlformats.org/drawingml/2006/picture">
+                <pic:pic xmlns:pic="http://schemas.openxmlformats.org/drawingml/2006/picture">
+                  <pic:nvPicPr>
+                    <pic:cNvPr id="0" name="Picture 2"/>
+                    <pic:cNvPicPr>
+                      <a:picLocks noChangeAspect="1" noChangeArrowheads="1"/>
+                    </pic:cNvPicPr>
+                  </pic:nvPicPr>
+                  <pic:blipFill>
+                    <a:blip r:embed="rId9">
+                      <a:extLst>
+                        <a:ext uri="{28A0092B-C50C-407E-A947-70E740481C1C}">
+                          <a14:useLocalDpi xmlns:a14="http://schemas.microsoft.com/office/drawing/2010/main" val="0"/>
+                        </a:ext>
+                      </a:extLst>
+                    </a:blip>
+                    <a:srcRect/>
+                    <a:stretch>
+                      <a:fillRect/>
+                    </a:stretch>
+                  </pic:blipFill>
+                  <pic:spPr bwMode="auto">
+                    <a:xfrm>
+                      <a:off x="0" y="0"/>
+                      <a:ext cx="5729605" cy="3663315"/>
+                    </a:xfrm>
+                    <a:prstGeom prst="rect">
+                      <a:avLst/>
+                    </a:prstGeom>
+                    <a:noFill/>
+                    <a:ln>
+                      <a:noFill/>
+                    </a:ln>
+                  </pic:spPr>
+                </pic:pic>
+              </a:graphicData>
+            </a:graphic>
+          </wp:inline>
+        </w:drawing>
+      </w:r>
+    </w:p>
     <w:sectPr>
-      <w:headerReference w:type="default" r:id="rId9"/>
-      <w:footerReference w:type="default" r:id="rId10"/>
-      <w:headerReference w:type="first" r:id="rId11"/>
-      <w:footerReference w:type="first" r:id="rId12"/>
+      <w:headerReference w:type="default" r:id="rId10"/>
+      <w:footerReference w:type="default" r:id="rId11"/>
+      <w:headerReference w:type="first" r:id="rId12"/>
+      <w:footerReference w:type="first" r:id="rId13"/>
       <w:pgSz w:w="11906" w:h="16838"/>
       <w:pgMar w:top="1440" w:right="1440" w:bottom="1440" w:left="1440" w:header="850" w:footer="708" w:gutter="0"/>
       <w:cols w:space="708"/>
@@ -329,7 +426,7 @@
             </mc:Choice>
             <mc:Fallback>
               <w:pict>
-                <v:line w14:anchorId="3B402D9F" id="Straight Connector 4" o:spid="_x0000_s1026" style="position:absolute;z-index:251658243;visibility:visible;mso-wrap-style:square;mso-wrap-distance-left:9pt;mso-wrap-distance-top:0;mso-wrap-distance-right:9pt;mso-wrap-distance-bottom:0;mso-position-horizontal:absolute;mso-position-horizontal-relative:text;mso-position-vertical:absolute;mso-position-vertical-relative:text" from="-.75pt,-10.2pt" to="454.5pt,-10.2pt" o:gfxdata="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" strokecolor="#4472c4 [3204]" strokeweight=".5pt">
+                <v:line w14:anchorId="3E2553CE" id="Straight Connector 4" o:spid="_x0000_s1026" style="position:absolute;z-index:251658243;visibility:visible;mso-wrap-style:square;mso-wrap-distance-left:9pt;mso-wrap-distance-top:0;mso-wrap-distance-right:9pt;mso-wrap-distance-bottom:0;mso-position-horizontal:absolute;mso-position-horizontal-relative:text;mso-position-vertical:absolute;mso-position-vertical-relative:text" from="-.75pt,-10.2pt" to="454.5pt,-10.2pt" o:gfxdata="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" strokecolor="#4472c4 [3204]" strokeweight=".5pt">
                   <v:stroke joinstyle="miter"/>
                 </v:line>
               </w:pict>

--- a/MATLAB Coursework 2  Word Template.docx
+++ b/MATLAB Coursework 2  Word Template.docx
@@ -18,33 +18,31 @@
     <w:p>
       <w:pPr>
         <w:rPr>
+          <w:b/>
+          <w:bCs/>
+          <w:lang w:eastAsia="zh-CN"/>
+        </w:rPr>
+      </w:pPr>
+      <w:r>
+        <w:rPr>
+          <w:b/>
+          <w:bCs/>
+        </w:rPr>
+        <w:t xml:space="preserve">Author: </w:t>
+      </w:r>
+      <w:r>
+        <w:rPr>
           <w:rFonts w:hint="eastAsia"/>
           <w:b/>
           <w:bCs/>
           <w:lang w:eastAsia="zh-CN"/>
         </w:rPr>
-      </w:pPr>
-      <w:r>
-        <w:rPr>
-          <w:b/>
-          <w:bCs/>
-        </w:rPr>
-        <w:t xml:space="preserve">Author: </w:t>
-      </w:r>
-      <w:r>
-        <w:rPr>
-          <w:rFonts w:hint="eastAsia"/>
-          <w:b/>
-          <w:bCs/>
-          <w:lang w:eastAsia="zh-CN"/>
-        </w:rPr>
         <w:t>Sitan Wen</w:t>
       </w:r>
     </w:p>
     <w:p>
       <w:pPr>
         <w:rPr>
-          <w:rFonts w:hint="eastAsia"/>
           <w:b/>
           <w:bCs/>
           <w:lang w:eastAsia="zh-CN"/>
@@ -161,9 +159,9 @@
           <w:lang w:eastAsia="zh-CN"/>
         </w:rPr>
         <w:drawing>
-          <wp:inline distT="0" distB="0" distL="0" distR="0" wp14:anchorId="0A2967C4" wp14:editId="3321E35B">
-            <wp:extent cx="5721350" cy="4292600"/>
-            <wp:effectExtent l="0" t="0" r="0" b="0"/>
+          <wp:inline distT="0" distB="0" distL="0" distR="0" wp14:anchorId="0A2967C4" wp14:editId="083221A7">
+            <wp:extent cx="5275580" cy="3958148"/>
+            <wp:effectExtent l="0" t="0" r="1270" b="4445"/>
             <wp:docPr id="1361449202" name="Picture 3"/>
             <wp:cNvGraphicFramePr>
               <a:graphicFrameLocks xmlns:a="http://schemas.openxmlformats.org/drawingml/2006/main" noChangeAspect="1"/>
@@ -193,7 +191,7 @@
                   <pic:spPr bwMode="auto">
                     <a:xfrm>
                       <a:off x="0" y="0"/>
-                      <a:ext cx="5721350" cy="4292600"/>
+                      <a:ext cx="5288648" cy="3967952"/>
                     </a:xfrm>
                     <a:prstGeom prst="rect">
                       <a:avLst/>
@@ -220,6 +218,62 @@
           <w:lang w:eastAsia="zh-CN"/>
         </w:rPr>
       </w:pPr>
+      <w:r>
+        <w:rPr>
+          <w:noProof/>
+          <w:color w:val="000000" w:themeColor="text1"/>
+          <w:highlight w:val="cyan"/>
+          <w:lang w:eastAsia="zh-CN"/>
+        </w:rPr>
+        <w:drawing>
+          <wp:inline distT="0" distB="0" distL="0" distR="0" wp14:anchorId="7640B337" wp14:editId="7F3AA753">
+            <wp:extent cx="5276105" cy="3958542"/>
+            <wp:effectExtent l="0" t="0" r="1270" b="4445"/>
+            <wp:docPr id="1186550255" name="Picture 4"/>
+            <wp:cNvGraphicFramePr>
+              <a:graphicFrameLocks xmlns:a="http://schemas.openxmlformats.org/drawingml/2006/main" noChangeAspect="1"/>
+            </wp:cNvGraphicFramePr>
+            <a:graphic xmlns:a="http://schemas.openxmlformats.org/drawingml/2006/main">
+              <a:graphicData uri="http://schemas.openxmlformats.org/drawingml/2006/picture">
+                <pic:pic xmlns:pic="http://schemas.openxmlformats.org/drawingml/2006/picture">
+                  <pic:nvPicPr>
+                    <pic:cNvPr id="0" name="Picture 2"/>
+                    <pic:cNvPicPr>
+                      <a:picLocks noChangeAspect="1" noChangeArrowheads="1"/>
+                    </pic:cNvPicPr>
+                  </pic:nvPicPr>
+                  <pic:blipFill>
+                    <a:blip r:embed="rId9" cstate="print">
+                      <a:extLst>
+                        <a:ext uri="{28A0092B-C50C-407E-A947-70E740481C1C}">
+                          <a14:useLocalDpi xmlns:a14="http://schemas.microsoft.com/office/drawing/2010/main" val="0"/>
+                        </a:ext>
+                      </a:extLst>
+                    </a:blip>
+                    <a:srcRect/>
+                    <a:stretch>
+                      <a:fillRect/>
+                    </a:stretch>
+                  </pic:blipFill>
+                  <pic:spPr bwMode="auto">
+                    <a:xfrm>
+                      <a:off x="0" y="0"/>
+                      <a:ext cx="5281208" cy="3962371"/>
+                    </a:xfrm>
+                    <a:prstGeom prst="rect">
+                      <a:avLst/>
+                    </a:prstGeom>
+                    <a:noFill/>
+                    <a:ln>
+                      <a:noFill/>
+                    </a:ln>
+                  </pic:spPr>
+                </pic:pic>
+              </a:graphicData>
+            </a:graphic>
+          </wp:inline>
+        </w:drawing>
+      </w:r>
     </w:p>
     <w:p>
       <w:pPr>
@@ -237,6 +291,7 @@
           <w:highlight w:val="cyan"/>
           <w:lang w:val="en-US" w:eastAsia="zh-CN"/>
         </w:rPr>
+        <w:lastRenderedPageBreak/>
         <w:t>(d)</w:t>
       </w:r>
     </w:p>
@@ -257,7 +312,6 @@
           <w:highlight w:val="cyan"/>
           <w:lang w:val="en-US" w:eastAsia="zh-CN"/>
         </w:rPr>
-        <w:lastRenderedPageBreak/>
         <w:drawing>
           <wp:inline distT="0" distB="0" distL="0" distR="0" wp14:anchorId="58C391D7" wp14:editId="332699EE">
             <wp:extent cx="5729605" cy="3663315"/>
@@ -276,7 +330,7 @@
                     </pic:cNvPicPr>
                   </pic:nvPicPr>
                   <pic:blipFill>
-                    <a:blip r:embed="rId9">
+                    <a:blip r:embed="rId10">
                       <a:extLst>
                         <a:ext uri="{28A0092B-C50C-407E-A947-70E740481C1C}">
                           <a14:useLocalDpi xmlns:a14="http://schemas.microsoft.com/office/drawing/2010/main" val="0"/>
@@ -308,11 +362,112 @@
         </w:drawing>
       </w:r>
     </w:p>
+    <w:p>
+      <w:pPr>
+        <w:spacing w:line="259" w:lineRule="auto"/>
+        <w:jc w:val="both"/>
+        <w:rPr>
+          <w:rFonts w:hint="eastAsia"/>
+          <w:color w:val="000000" w:themeColor="text1"/>
+          <w:highlight w:val="cyan"/>
+          <w:lang w:val="en-US" w:eastAsia="zh-CN"/>
+        </w:rPr>
+      </w:pPr>
+    </w:p>
+    <w:p>
+      <w:pPr>
+        <w:spacing w:line="259" w:lineRule="auto"/>
+        <w:jc w:val="both"/>
+        <w:rPr>
+          <w:color w:val="000000" w:themeColor="text1"/>
+          <w:highlight w:val="cyan"/>
+          <w:lang w:val="en-US" w:eastAsia="zh-CN"/>
+        </w:rPr>
+      </w:pPr>
+      <w:r>
+        <w:rPr>
+          <w:rFonts w:hint="eastAsia"/>
+          <w:color w:val="000000" w:themeColor="text1"/>
+          <w:highlight w:val="cyan"/>
+          <w:lang w:val="en-US" w:eastAsia="zh-CN"/>
+        </w:rPr>
+        <w:t>Task 2:</w:t>
+      </w:r>
+    </w:p>
+    <w:p>
+      <w:pPr>
+        <w:spacing w:line="259" w:lineRule="auto"/>
+        <w:jc w:val="both"/>
+        <w:rPr>
+          <w:rFonts w:hint="eastAsia"/>
+          <w:color w:val="000000" w:themeColor="text1"/>
+          <w:highlight w:val="cyan"/>
+          <w:lang w:val="en-US" w:eastAsia="zh-CN"/>
+        </w:rPr>
+      </w:pPr>
+      <w:r>
+        <w:rPr>
+          <w:noProof/>
+          <w:color w:val="000000" w:themeColor="text1"/>
+          <w:highlight w:val="cyan"/>
+          <w:lang w:val="en-US" w:eastAsia="zh-CN"/>
+        </w:rPr>
+        <w:lastRenderedPageBreak/>
+        <w:drawing>
+          <wp:inline distT="0" distB="0" distL="0" distR="0" wp14:anchorId="489D2479" wp14:editId="0EB635CD">
+            <wp:extent cx="5723890" cy="4294505"/>
+            <wp:effectExtent l="0" t="0" r="0" b="0"/>
+            <wp:docPr id="1021646789" name="Picture 3"/>
+            <wp:cNvGraphicFramePr>
+              <a:graphicFrameLocks xmlns:a="http://schemas.openxmlformats.org/drawingml/2006/main" noChangeAspect="1"/>
+            </wp:cNvGraphicFramePr>
+            <a:graphic xmlns:a="http://schemas.openxmlformats.org/drawingml/2006/main">
+              <a:graphicData uri="http://schemas.openxmlformats.org/drawingml/2006/picture">
+                <pic:pic xmlns:pic="http://schemas.openxmlformats.org/drawingml/2006/picture">
+                  <pic:nvPicPr>
+                    <pic:cNvPr id="0" name="Picture 1"/>
+                    <pic:cNvPicPr>
+                      <a:picLocks noChangeAspect="1" noChangeArrowheads="1"/>
+                    </pic:cNvPicPr>
+                  </pic:nvPicPr>
+                  <pic:blipFill>
+                    <a:blip r:embed="rId11" cstate="print">
+                      <a:extLst>
+                        <a:ext uri="{28A0092B-C50C-407E-A947-70E740481C1C}">
+                          <a14:useLocalDpi xmlns:a14="http://schemas.microsoft.com/office/drawing/2010/main" val="0"/>
+                        </a:ext>
+                      </a:extLst>
+                    </a:blip>
+                    <a:srcRect/>
+                    <a:stretch>
+                      <a:fillRect/>
+                    </a:stretch>
+                  </pic:blipFill>
+                  <pic:spPr bwMode="auto">
+                    <a:xfrm>
+                      <a:off x="0" y="0"/>
+                      <a:ext cx="5723890" cy="4294505"/>
+                    </a:xfrm>
+                    <a:prstGeom prst="rect">
+                      <a:avLst/>
+                    </a:prstGeom>
+                    <a:noFill/>
+                    <a:ln>
+                      <a:noFill/>
+                    </a:ln>
+                  </pic:spPr>
+                </pic:pic>
+              </a:graphicData>
+            </a:graphic>
+          </wp:inline>
+        </w:drawing>
+      </w:r>
+    </w:p>
     <w:sectPr>
-      <w:headerReference w:type="default" r:id="rId10"/>
-      <w:footerReference w:type="default" r:id="rId11"/>
-      <w:headerReference w:type="first" r:id="rId12"/>
-      <w:footerReference w:type="first" r:id="rId13"/>
+      <w:headerReference w:type="default" r:id="rId12"/>
+      <w:footerReference w:type="default" r:id="rId13"/>
+      <w:headerReference w:type="first" r:id="rId14"/>
+      <w:footerReference w:type="first" r:id="rId15"/>
       <w:pgSz w:w="11906" w:h="16838"/>
       <w:pgMar w:top="1440" w:right="1440" w:bottom="1440" w:left="1440" w:header="850" w:footer="708" w:gutter="0"/>
       <w:cols w:space="708"/>

--- a/MATLAB Coursework 2  Word Template.docx
+++ b/MATLAB Coursework 2  Word Template.docx
@@ -367,30 +367,29 @@
         <w:spacing w:line="259" w:lineRule="auto"/>
         <w:jc w:val="both"/>
         <w:rPr>
+          <w:color w:val="000000" w:themeColor="text1"/>
+          <w:highlight w:val="cyan"/>
+          <w:lang w:val="en-US" w:eastAsia="zh-CN"/>
+        </w:rPr>
+      </w:pPr>
+    </w:p>
+    <w:p>
+      <w:pPr>
+        <w:spacing w:line="259" w:lineRule="auto"/>
+        <w:jc w:val="both"/>
+        <w:rPr>
+          <w:color w:val="000000" w:themeColor="text1"/>
+          <w:highlight w:val="cyan"/>
+          <w:lang w:val="en-US" w:eastAsia="zh-CN"/>
+        </w:rPr>
+      </w:pPr>
+      <w:r>
+        <w:rPr>
           <w:rFonts w:hint="eastAsia"/>
           <w:color w:val="000000" w:themeColor="text1"/>
           <w:highlight w:val="cyan"/>
           <w:lang w:val="en-US" w:eastAsia="zh-CN"/>
         </w:rPr>
-      </w:pPr>
-    </w:p>
-    <w:p>
-      <w:pPr>
-        <w:spacing w:line="259" w:lineRule="auto"/>
-        <w:jc w:val="both"/>
-        <w:rPr>
-          <w:color w:val="000000" w:themeColor="text1"/>
-          <w:highlight w:val="cyan"/>
-          <w:lang w:val="en-US" w:eastAsia="zh-CN"/>
-        </w:rPr>
-      </w:pPr>
-      <w:r>
-        <w:rPr>
-          <w:rFonts w:hint="eastAsia"/>
-          <w:color w:val="000000" w:themeColor="text1"/>
-          <w:highlight w:val="cyan"/>
-          <w:lang w:val="en-US" w:eastAsia="zh-CN"/>
-        </w:rPr>
         <w:t>Task 2:</w:t>
       </w:r>
     </w:p>
@@ -399,7 +398,6 @@
         <w:spacing w:line="259" w:lineRule="auto"/>
         <w:jc w:val="both"/>
         <w:rPr>
-          <w:rFonts w:hint="eastAsia"/>
           <w:color w:val="000000" w:themeColor="text1"/>
           <w:highlight w:val="cyan"/>
           <w:lang w:val="en-US" w:eastAsia="zh-CN"/>
@@ -463,11 +461,142 @@
         </w:drawing>
       </w:r>
     </w:p>
+    <w:p>
+      <w:pPr>
+        <w:spacing w:line="259" w:lineRule="auto"/>
+        <w:jc w:val="both"/>
+        <w:rPr>
+          <w:color w:val="000000" w:themeColor="text1"/>
+          <w:highlight w:val="cyan"/>
+          <w:lang w:val="en-US" w:eastAsia="zh-CN"/>
+        </w:rPr>
+      </w:pPr>
+    </w:p>
+    <w:p>
+      <w:pPr>
+        <w:spacing w:line="259" w:lineRule="auto"/>
+        <w:jc w:val="both"/>
+        <w:rPr>
+          <w:color w:val="000000" w:themeColor="text1"/>
+          <w:highlight w:val="cyan"/>
+          <w:lang w:val="en-US" w:eastAsia="zh-CN"/>
+        </w:rPr>
+      </w:pPr>
+      <w:r>
+        <w:rPr>
+          <w:color w:val="000000" w:themeColor="text1"/>
+          <w:highlight w:val="cyan"/>
+          <w:lang w:val="en-US" w:eastAsia="zh-CN"/>
+        </w:rPr>
+        <w:t>(g)flowchart</w:t>
+      </w:r>
+    </w:p>
+    <w:p>
+      <w:pPr>
+        <w:spacing w:line="259" w:lineRule="auto"/>
+        <w:jc w:val="both"/>
+        <w:rPr>
+          <w:color w:val="000000" w:themeColor="text1"/>
+          <w:highlight w:val="cyan"/>
+          <w:lang w:val="en-US" w:eastAsia="zh-CN"/>
+        </w:rPr>
+      </w:pPr>
+      <w:r>
+        <w:rPr>
+          <w:noProof/>
+          <w:color w:val="000000" w:themeColor="text1"/>
+          <w:highlight w:val="cyan"/>
+          <w:lang w:val="en-US" w:eastAsia="zh-CN"/>
+        </w:rPr>
+        <w:lastRenderedPageBreak/>
+        <w:drawing>
+          <wp:inline distT="0" distB="0" distL="0" distR="0" wp14:anchorId="1C2F0EAA" wp14:editId="08B00CF7">
+            <wp:extent cx="5732145" cy="5245100"/>
+            <wp:effectExtent l="0" t="0" r="0" b="0"/>
+            <wp:docPr id="467617307" name="Picture 3"/>
+            <wp:cNvGraphicFramePr>
+              <a:graphicFrameLocks xmlns:a="http://schemas.openxmlformats.org/drawingml/2006/main" noChangeAspect="1"/>
+            </wp:cNvGraphicFramePr>
+            <a:graphic xmlns:a="http://schemas.openxmlformats.org/drawingml/2006/main">
+              <a:graphicData uri="http://schemas.openxmlformats.org/drawingml/2006/picture">
+                <pic:pic xmlns:pic="http://schemas.openxmlformats.org/drawingml/2006/picture">
+                  <pic:nvPicPr>
+                    <pic:cNvPr id="0" name="Picture 1"/>
+                    <pic:cNvPicPr>
+                      <a:picLocks noChangeAspect="1" noChangeArrowheads="1"/>
+                    </pic:cNvPicPr>
+                  </pic:nvPicPr>
+                  <pic:blipFill>
+                    <a:blip r:embed="rId12">
+                      <a:extLst>
+                        <a:ext uri="{28A0092B-C50C-407E-A947-70E740481C1C}">
+                          <a14:useLocalDpi xmlns:a14="http://schemas.microsoft.com/office/drawing/2010/main" val="0"/>
+                        </a:ext>
+                      </a:extLst>
+                    </a:blip>
+                    <a:srcRect/>
+                    <a:stretch>
+                      <a:fillRect/>
+                    </a:stretch>
+                  </pic:blipFill>
+                  <pic:spPr bwMode="auto">
+                    <a:xfrm>
+                      <a:off x="0" y="0"/>
+                      <a:ext cx="5732145" cy="5245100"/>
+                    </a:xfrm>
+                    <a:prstGeom prst="rect">
+                      <a:avLst/>
+                    </a:prstGeom>
+                    <a:noFill/>
+                    <a:ln>
+                      <a:noFill/>
+                    </a:ln>
+                  </pic:spPr>
+                </pic:pic>
+              </a:graphicData>
+            </a:graphic>
+          </wp:inline>
+        </w:drawing>
+      </w:r>
+    </w:p>
+    <w:p>
+      <w:pPr>
+        <w:spacing w:line="259" w:lineRule="auto"/>
+        <w:jc w:val="both"/>
+        <w:rPr>
+          <w:color w:val="000000" w:themeColor="text1"/>
+          <w:highlight w:val="cyan"/>
+          <w:lang w:val="en-US" w:eastAsia="zh-CN"/>
+        </w:rPr>
+      </w:pPr>
+    </w:p>
+    <w:p>
+      <w:pPr>
+        <w:spacing w:line="259" w:lineRule="auto"/>
+        <w:jc w:val="both"/>
+        <w:rPr>
+          <w:color w:val="000000" w:themeColor="text1"/>
+          <w:highlight w:val="cyan"/>
+          <w:lang w:val="en-US" w:eastAsia="zh-CN"/>
+        </w:rPr>
+      </w:pPr>
+    </w:p>
+    <w:p>
+      <w:pPr>
+        <w:spacing w:line="259" w:lineRule="auto"/>
+        <w:jc w:val="both"/>
+        <w:rPr>
+          <w:color w:val="000000" w:themeColor="text1"/>
+          <w:highlight w:val="cyan"/>
+          <w:lang w:val="en-US" w:eastAsia="zh-CN"/>
+        </w:rPr>
+      </w:pPr>
+    </w:p>
     <w:sectPr>
-      <w:headerReference w:type="default" r:id="rId12"/>
-      <w:footerReference w:type="default" r:id="rId13"/>
-      <w:headerReference w:type="first" r:id="rId14"/>
-      <w:footerReference w:type="first" r:id="rId15"/>
+      <w:headerReference w:type="default" r:id="rId13"/>
+      <w:footerReference w:type="default" r:id="rId14"/>
+      <w:headerReference w:type="first" r:id="rId15"/>
+      <w:footerReference w:type="first" r:id="rId16"/>
       <w:pgSz w:w="11906" w:h="16838"/>
       <w:pgMar w:top="1440" w:right="1440" w:bottom="1440" w:left="1440" w:header="850" w:footer="708" w:gutter="0"/>
       <w:cols w:space="708"/>

--- a/MATLAB Coursework 2  Word Template.docx
+++ b/MATLAB Coursework 2  Word Template.docx
@@ -410,10 +410,9 @@
           <w:highlight w:val="cyan"/>
           <w:lang w:val="en-US" w:eastAsia="zh-CN"/>
         </w:rPr>
-        <w:lastRenderedPageBreak/>
         <w:drawing>
-          <wp:inline distT="0" distB="0" distL="0" distR="0" wp14:anchorId="489D2479" wp14:editId="0EB635CD">
-            <wp:extent cx="5723890" cy="4294505"/>
+          <wp:inline distT="0" distB="0" distL="0" distR="0" wp14:anchorId="489D2479" wp14:editId="67E47FF6">
+            <wp:extent cx="4504745" cy="3379808"/>
             <wp:effectExtent l="0" t="0" r="0" b="0"/>
             <wp:docPr id="1021646789" name="Picture 3"/>
             <wp:cNvGraphicFramePr>
@@ -444,7 +443,7 @@
                   <pic:spPr bwMode="auto">
                     <a:xfrm>
                       <a:off x="0" y="0"/>
-                      <a:ext cx="5723890" cy="4294505"/>
+                      <a:ext cx="4508948" cy="3382961"/>
                     </a:xfrm>
                     <a:prstGeom prst="rect">
                       <a:avLst/>
@@ -503,6 +502,24 @@
       </w:pPr>
       <w:r>
         <w:rPr>
+          <w:color w:val="000000" w:themeColor="text1"/>
+          <w:highlight w:val="cyan"/>
+          <w:lang w:val="en-US" w:eastAsia="zh-CN"/>
+        </w:rPr>
+        <w:t>The first flowchart is for the first version. The second flowchart is for the second version.</w:t>
+      </w:r>
+    </w:p>
+    <w:p>
+      <w:pPr>
+        <w:spacing w:line="259" w:lineRule="auto"/>
+        <w:jc w:val="both"/>
+        <w:rPr>
+          <w:color w:val="000000" w:themeColor="text1"/>
+          <w:lang w:val="en-US" w:eastAsia="zh-CN"/>
+        </w:rPr>
+      </w:pPr>
+      <w:r>
+        <w:rPr>
           <w:noProof/>
           <w:color w:val="000000" w:themeColor="text1"/>
           <w:highlight w:val="cyan"/>
@@ -510,10 +527,10 @@
         </w:rPr>
         <w:lastRenderedPageBreak/>
         <w:drawing>
-          <wp:inline distT="0" distB="0" distL="0" distR="0" wp14:anchorId="1C2F0EAA" wp14:editId="08B00CF7">
-            <wp:extent cx="5732145" cy="5245100"/>
-            <wp:effectExtent l="0" t="0" r="0" b="0"/>
-            <wp:docPr id="467617307" name="Picture 3"/>
+          <wp:inline distT="0" distB="0" distL="0" distR="0" wp14:anchorId="6E9FCA76" wp14:editId="0AEBAC66">
+            <wp:extent cx="5729605" cy="5254625"/>
+            <wp:effectExtent l="0" t="0" r="4445" b="3175"/>
+            <wp:docPr id="1706797777" name="Picture 7"/>
             <wp:cNvGraphicFramePr>
               <a:graphicFrameLocks xmlns:a="http://schemas.openxmlformats.org/drawingml/2006/main" noChangeAspect="1"/>
             </wp:cNvGraphicFramePr>
@@ -521,7 +538,7 @@
               <a:graphicData uri="http://schemas.openxmlformats.org/drawingml/2006/picture">
                 <pic:pic xmlns:pic="http://schemas.openxmlformats.org/drawingml/2006/picture">
                   <pic:nvPicPr>
-                    <pic:cNvPr id="0" name="Picture 1"/>
+                    <pic:cNvPr id="0" name="Picture 5"/>
                     <pic:cNvPicPr>
                       <a:picLocks noChangeAspect="1" noChangeArrowheads="1"/>
                     </pic:cNvPicPr>
@@ -542,7 +559,7 @@
                   <pic:spPr bwMode="auto">
                     <a:xfrm>
                       <a:off x="0" y="0"/>
-                      <a:ext cx="5732145" cy="5245100"/>
+                      <a:ext cx="5729605" cy="5254625"/>
                     </a:xfrm>
                     <a:prstGeom prst="rect">
                       <a:avLst/>
@@ -565,10 +582,65 @@
         <w:jc w:val="both"/>
         <w:rPr>
           <w:color w:val="000000" w:themeColor="text1"/>
-          <w:highlight w:val="cyan"/>
           <w:lang w:val="en-US" w:eastAsia="zh-CN"/>
         </w:rPr>
       </w:pPr>
+      <w:r>
+        <w:rPr>
+          <w:noProof/>
+          <w:color w:val="000000" w:themeColor="text1"/>
+          <w:highlight w:val="cyan"/>
+          <w:lang w:val="en-US" w:eastAsia="zh-CN"/>
+        </w:rPr>
+        <w:drawing>
+          <wp:inline distT="0" distB="0" distL="0" distR="0" wp14:anchorId="5CF13209" wp14:editId="2C195BB0">
+            <wp:extent cx="5729605" cy="3304540"/>
+            <wp:effectExtent l="0" t="0" r="4445" b="0"/>
+            <wp:docPr id="872635833" name="Picture 6"/>
+            <wp:cNvGraphicFramePr>
+              <a:graphicFrameLocks xmlns:a="http://schemas.openxmlformats.org/drawingml/2006/main" noChangeAspect="1"/>
+            </wp:cNvGraphicFramePr>
+            <a:graphic xmlns:a="http://schemas.openxmlformats.org/drawingml/2006/main">
+              <a:graphicData uri="http://schemas.openxmlformats.org/drawingml/2006/picture">
+                <pic:pic xmlns:pic="http://schemas.openxmlformats.org/drawingml/2006/picture">
+                  <pic:nvPicPr>
+                    <pic:cNvPr id="0" name="Picture 4"/>
+                    <pic:cNvPicPr>
+                      <a:picLocks noChangeAspect="1" noChangeArrowheads="1"/>
+                    </pic:cNvPicPr>
+                  </pic:nvPicPr>
+                  <pic:blipFill>
+                    <a:blip r:embed="rId13">
+                      <a:extLst>
+                        <a:ext uri="{28A0092B-C50C-407E-A947-70E740481C1C}">
+                          <a14:useLocalDpi xmlns:a14="http://schemas.microsoft.com/office/drawing/2010/main" val="0"/>
+                        </a:ext>
+                      </a:extLst>
+                    </a:blip>
+                    <a:srcRect/>
+                    <a:stretch>
+                      <a:fillRect/>
+                    </a:stretch>
+                  </pic:blipFill>
+                  <pic:spPr bwMode="auto">
+                    <a:xfrm>
+                      <a:off x="0" y="0"/>
+                      <a:ext cx="5729605" cy="3304540"/>
+                    </a:xfrm>
+                    <a:prstGeom prst="rect">
+                      <a:avLst/>
+                    </a:prstGeom>
+                    <a:noFill/>
+                    <a:ln>
+                      <a:noFill/>
+                    </a:ln>
+                  </pic:spPr>
+                </pic:pic>
+              </a:graphicData>
+            </a:graphic>
+          </wp:inline>
+        </w:drawing>
+      </w:r>
     </w:p>
     <w:p>
       <w:pPr>
@@ -592,11 +664,33 @@
         </w:rPr>
       </w:pPr>
     </w:p>
+    <w:p>
+      <w:pPr>
+        <w:spacing w:line="259" w:lineRule="auto"/>
+        <w:jc w:val="both"/>
+        <w:rPr>
+          <w:color w:val="000000" w:themeColor="text1"/>
+          <w:highlight w:val="cyan"/>
+          <w:lang w:val="en-US" w:eastAsia="zh-CN"/>
+        </w:rPr>
+      </w:pPr>
+    </w:p>
+    <w:p>
+      <w:pPr>
+        <w:spacing w:line="259" w:lineRule="auto"/>
+        <w:jc w:val="both"/>
+        <w:rPr>
+          <w:color w:val="000000" w:themeColor="text1"/>
+          <w:highlight w:val="cyan"/>
+          <w:lang w:val="en-US" w:eastAsia="zh-CN"/>
+        </w:rPr>
+      </w:pPr>
+    </w:p>
     <w:sectPr>
-      <w:headerReference w:type="default" r:id="rId13"/>
-      <w:footerReference w:type="default" r:id="rId14"/>
-      <w:headerReference w:type="first" r:id="rId15"/>
-      <w:footerReference w:type="first" r:id="rId16"/>
+      <w:headerReference w:type="default" r:id="rId14"/>
+      <w:footerReference w:type="default" r:id="rId15"/>
+      <w:headerReference w:type="first" r:id="rId16"/>
+      <w:footerReference w:type="first" r:id="rId17"/>
       <w:pgSz w:w="11906" w:h="16838"/>
       <w:pgMar w:top="1440" w:right="1440" w:bottom="1440" w:left="1440" w:header="850" w:footer="708" w:gutter="0"/>
       <w:cols w:space="708"/>
@@ -1908,7 +2002,6 @@
   <w:style w:type="character" w:default="1" w:styleId="DefaultParagraphFont">
     <w:name w:val="Default Paragraph Font"/>
     <w:uiPriority w:val="1"/>
-    <w:semiHidden/>
     <w:unhideWhenUsed/>
   </w:style>
   <w:style w:type="table" w:default="1" w:styleId="TableNormal">

--- a/MATLAB Coursework 2  Word Template.docx
+++ b/MATLAB Coursework 2  Word Template.docx
@@ -2,7 +2,61 @@
 <file path=word/document.xml><?xml version="1.0" encoding="utf-8"?>
 <w:document xmlns:wpc="http://schemas.microsoft.com/office/word/2010/wordprocessingCanvas" xmlns:cx="http://schemas.microsoft.com/office/drawing/2014/chartex" xmlns:cx1="http://schemas.microsoft.com/office/drawing/2015/9/8/chartex" xmlns:cx2="http://schemas.microsoft.com/office/drawing/2015/10/21/chartex" xmlns:cx3="http://schemas.microsoft.com/office/drawing/2016/5/9/chartex" xmlns:cx4="http://schemas.microsoft.com/office/drawing/2016/5/10/chartex" xmlns:cx5="http://schemas.microsoft.com/office/drawing/2016/5/11/chartex" xmlns:cx6="http://schemas.microsoft.com/office/drawing/2016/5/12/chartex" xmlns:cx7="http://schemas.microsoft.com/office/drawing/2016/5/13/chartex" xmlns:cx8="http://schemas.microsoft.com/office/drawing/2016/5/14/chartex" xmlns:mc="http://schemas.openxmlformats.org/markup-compatibility/2006" xmlns:aink="http://schemas.microsoft.com/office/drawing/2016/ink" xmlns:am3d="http://schemas.microsoft.com/office/drawing/2017/model3d" xmlns:o="urn:schemas-microsoft-com:office:office" xmlns:oel="http://schemas.microsoft.com/office/2019/extlst" xmlns:r="http://schemas.openxmlformats.org/officeDocument/2006/relationships" xmlns:m="http://schemas.openxmlformats.org/officeDocument/2006/math" xmlns:v="urn:schemas-microsoft-com:vml" xmlns:wp14="http://schemas.microsoft.com/office/word/2010/wordprocessingDrawing" xmlns:wp="http://schemas.openxmlformats.org/drawingml/2006/wordprocessingDrawing" xmlns:w10="urn:schemas-microsoft-com:office:word" xmlns:w="http://schemas.openxmlformats.org/wordprocessingml/2006/main" xmlns:w14="http://schemas.microsoft.com/office/word/2010/wordml" xmlns:w15="http://schemas.microsoft.com/office/word/2012/wordml" xmlns:w16cex="http://schemas.microsoft.com/office/word/2018/wordml/cex" xmlns:w16cid="http://schemas.microsoft.com/office/word/2016/wordml/cid" xmlns:w16="http://schemas.microsoft.com/office/word/2018/wordml" xmlns:w16du="http://schemas.microsoft.com/office/word/2023/wordml/word16du" xmlns:w16sdtdh="http://schemas.microsoft.com/office/word/2020/wordml/sdtdatahash" xmlns:w16sdtfl="http://schemas.microsoft.com/office/word/2024/wordml/sdtformatlock" xmlns:w16se="http://schemas.microsoft.com/office/word/2015/wordml/symex" xmlns:wpg="http://schemas.microsoft.com/office/word/2010/wordprocessingGroup" xmlns:wpi="http://schemas.microsoft.com/office/word/2010/wordprocessingInk" xmlns:wne="http://schemas.microsoft.com/office/word/2006/wordml" xmlns:wps="http://schemas.microsoft.com/office/word/2010/wordprocessingShape" mc:Ignorable="w14 w15 w16se w16cid w16 w16cex w16sdtdh w16sdtfl w16du wp14">
   <w:body>
-    <w:p/>
+    <w:p>
+      <w:r>
+        <w:rPr>
+          <w:noProof/>
+        </w:rPr>
+        <w:drawing>
+          <wp:inline distT="0" distB="0" distL="0" distR="0" wp14:anchorId="34D9151D" wp14:editId="12A4EAFD">
+            <wp:extent cx="5729605" cy="5486400"/>
+            <wp:effectExtent l="0" t="0" r="4445" b="0"/>
+            <wp:docPr id="403404790" name="Picture 3"/>
+            <wp:cNvGraphicFramePr>
+              <a:graphicFrameLocks xmlns:a="http://schemas.openxmlformats.org/drawingml/2006/main" noChangeAspect="1"/>
+            </wp:cNvGraphicFramePr>
+            <a:graphic xmlns:a="http://schemas.openxmlformats.org/drawingml/2006/main">
+              <a:graphicData uri="http://schemas.openxmlformats.org/drawingml/2006/picture">
+                <pic:pic xmlns:pic="http://schemas.openxmlformats.org/drawingml/2006/picture">
+                  <pic:nvPicPr>
+                    <pic:cNvPr id="0" name="Picture 1"/>
+                    <pic:cNvPicPr>
+                      <a:picLocks noChangeAspect="1" noChangeArrowheads="1"/>
+                    </pic:cNvPicPr>
+                  </pic:nvPicPr>
+                  <pic:blipFill>
+                    <a:blip r:embed="rId8">
+                      <a:extLst>
+                        <a:ext uri="{28A0092B-C50C-407E-A947-70E740481C1C}">
+                          <a14:useLocalDpi xmlns:a14="http://schemas.microsoft.com/office/drawing/2010/main" val="0"/>
+                        </a:ext>
+                      </a:extLst>
+                    </a:blip>
+                    <a:srcRect/>
+                    <a:stretch>
+                      <a:fillRect/>
+                    </a:stretch>
+                  </pic:blipFill>
+                  <pic:spPr bwMode="auto">
+                    <a:xfrm>
+                      <a:off x="0" y="0"/>
+                      <a:ext cx="5729605" cy="5486400"/>
+                    </a:xfrm>
+                    <a:prstGeom prst="rect">
+                      <a:avLst/>
+                    </a:prstGeom>
+                    <a:noFill/>
+                    <a:ln>
+                      <a:noFill/>
+                    </a:ln>
+                  </pic:spPr>
+                </pic:pic>
+              </a:graphicData>
+            </a:graphic>
+          </wp:inline>
+        </w:drawing>
+      </w:r>
+    </w:p>
     <w:p/>
     <w:p/>
     <w:p/>
@@ -176,7 +230,7 @@
                     </pic:cNvPicPr>
                   </pic:nvPicPr>
                   <pic:blipFill>
-                    <a:blip r:embed="rId8" cstate="print">
+                    <a:blip r:embed="rId9" cstate="print">
                       <a:extLst>
                         <a:ext uri="{28A0092B-C50C-407E-A947-70E740481C1C}">
                           <a14:useLocalDpi xmlns:a14="http://schemas.microsoft.com/office/drawing/2010/main" val="0"/>
@@ -243,7 +297,7 @@
                     </pic:cNvPicPr>
                   </pic:nvPicPr>
                   <pic:blipFill>
-                    <a:blip r:embed="rId9" cstate="print">
+                    <a:blip r:embed="rId10" cstate="print">
                       <a:extLst>
                         <a:ext uri="{28A0092B-C50C-407E-A947-70E740481C1C}">
                           <a14:useLocalDpi xmlns:a14="http://schemas.microsoft.com/office/drawing/2010/main" val="0"/>
@@ -330,7 +384,7 @@
                     </pic:cNvPicPr>
                   </pic:nvPicPr>
                   <pic:blipFill>
-                    <a:blip r:embed="rId10">
+                    <a:blip r:embed="rId11">
                       <a:extLst>
                         <a:ext uri="{28A0092B-C50C-407E-A947-70E740481C1C}">
                           <a14:useLocalDpi xmlns:a14="http://schemas.microsoft.com/office/drawing/2010/main" val="0"/>
@@ -428,7 +482,7 @@
                     </pic:cNvPicPr>
                   </pic:nvPicPr>
                   <pic:blipFill>
-                    <a:blip r:embed="rId11" cstate="print">
+                    <a:blip r:embed="rId12" cstate="print">
                       <a:extLst>
                         <a:ext uri="{28A0092B-C50C-407E-A947-70E740481C1C}">
                           <a14:useLocalDpi xmlns:a14="http://schemas.microsoft.com/office/drawing/2010/main" val="0"/>
@@ -544,7 +598,7 @@
                     </pic:cNvPicPr>
                   </pic:nvPicPr>
                   <pic:blipFill>
-                    <a:blip r:embed="rId12">
+                    <a:blip r:embed="rId13">
                       <a:extLst>
                         <a:ext uri="{28A0092B-C50C-407E-A947-70E740481C1C}">
                           <a14:useLocalDpi xmlns:a14="http://schemas.microsoft.com/office/drawing/2010/main" val="0"/>
@@ -610,7 +664,7 @@
                     </pic:cNvPicPr>
                   </pic:nvPicPr>
                   <pic:blipFill>
-                    <a:blip r:embed="rId13">
+                    <a:blip r:embed="rId14">
                       <a:extLst>
                         <a:ext uri="{28A0092B-C50C-407E-A947-70E740481C1C}">
                           <a14:useLocalDpi xmlns:a14="http://schemas.microsoft.com/office/drawing/2010/main" val="0"/>
@@ -663,17 +717,36 @@
           <w:lang w:val="en-US" w:eastAsia="zh-CN"/>
         </w:rPr>
       </w:pPr>
+      <w:r>
+        <w:rPr>
+          <w:rFonts w:hint="eastAsia"/>
+          <w:color w:val="000000" w:themeColor="text1"/>
+          <w:highlight w:val="cyan"/>
+          <w:lang w:val="en-US" w:eastAsia="zh-CN"/>
+        </w:rPr>
+        <w:t>Task3</w:t>
+      </w:r>
     </w:p>
     <w:p>
       <w:pPr>
         <w:spacing w:line="259" w:lineRule="auto"/>
         <w:jc w:val="both"/>
         <w:rPr>
+          <w:rFonts w:hint="eastAsia"/>
           <w:color w:val="000000" w:themeColor="text1"/>
           <w:highlight w:val="cyan"/>
           <w:lang w:val="en-US" w:eastAsia="zh-CN"/>
         </w:rPr>
       </w:pPr>
+      <w:r>
+        <w:rPr>
+          <w:rFonts w:hint="eastAsia"/>
+          <w:color w:val="000000" w:themeColor="text1"/>
+          <w:highlight w:val="cyan"/>
+          <w:lang w:val="en-US" w:eastAsia="zh-CN"/>
+        </w:rPr>
+        <w:t>(a)</w:t>
+      </w:r>
     </w:p>
     <w:p>
       <w:pPr>
@@ -685,12 +758,79 @@
           <w:lang w:val="en-US" w:eastAsia="zh-CN"/>
         </w:rPr>
       </w:pPr>
+      <w:r>
+        <w:rPr>
+          <w:noProof/>
+          <w:color w:val="000000" w:themeColor="text1"/>
+          <w:highlight w:val="cyan"/>
+          <w:lang w:val="en-US" w:eastAsia="zh-CN"/>
+        </w:rPr>
+        <w:drawing>
+          <wp:inline distT="0" distB="0" distL="0" distR="0" wp14:anchorId="5334FEC4" wp14:editId="5592834F">
+            <wp:extent cx="5729605" cy="5486400"/>
+            <wp:effectExtent l="0" t="0" r="4445" b="0"/>
+            <wp:docPr id="346742254" name="Picture 5"/>
+            <wp:cNvGraphicFramePr>
+              <a:graphicFrameLocks xmlns:a="http://schemas.openxmlformats.org/drawingml/2006/main" noChangeAspect="1"/>
+            </wp:cNvGraphicFramePr>
+            <a:graphic xmlns:a="http://schemas.openxmlformats.org/drawingml/2006/main">
+              <a:graphicData uri="http://schemas.openxmlformats.org/drawingml/2006/picture">
+                <pic:pic xmlns:pic="http://schemas.openxmlformats.org/drawingml/2006/picture">
+                  <pic:nvPicPr>
+                    <pic:cNvPr id="0" name="Picture 3"/>
+                    <pic:cNvPicPr>
+                      <a:picLocks noChangeAspect="1" noChangeArrowheads="1"/>
+                    </pic:cNvPicPr>
+                  </pic:nvPicPr>
+                  <pic:blipFill>
+                    <a:blip r:embed="rId15">
+                      <a:extLst>
+                        <a:ext uri="{28A0092B-C50C-407E-A947-70E740481C1C}">
+                          <a14:useLocalDpi xmlns:a14="http://schemas.microsoft.com/office/drawing/2010/main" val="0"/>
+                        </a:ext>
+                      </a:extLst>
+                    </a:blip>
+                    <a:srcRect/>
+                    <a:stretch>
+                      <a:fillRect/>
+                    </a:stretch>
+                  </pic:blipFill>
+                  <pic:spPr bwMode="auto">
+                    <a:xfrm>
+                      <a:off x="0" y="0"/>
+                      <a:ext cx="5729605" cy="5486400"/>
+                    </a:xfrm>
+                    <a:prstGeom prst="rect">
+                      <a:avLst/>
+                    </a:prstGeom>
+                    <a:noFill/>
+                    <a:ln>
+                      <a:noFill/>
+                    </a:ln>
+                  </pic:spPr>
+                </pic:pic>
+              </a:graphicData>
+            </a:graphic>
+          </wp:inline>
+        </w:drawing>
+      </w:r>
+    </w:p>
+    <w:p>
+      <w:pPr>
+        <w:spacing w:line="259" w:lineRule="auto"/>
+        <w:jc w:val="both"/>
+        <w:rPr>
+          <w:color w:val="000000" w:themeColor="text1"/>
+          <w:highlight w:val="cyan"/>
+          <w:lang w:val="en-US" w:eastAsia="zh-CN"/>
+        </w:rPr>
+      </w:pPr>
     </w:p>
     <w:sectPr>
-      <w:headerReference w:type="default" r:id="rId14"/>
-      <w:footerReference w:type="default" r:id="rId15"/>
-      <w:headerReference w:type="first" r:id="rId16"/>
-      <w:footerReference w:type="first" r:id="rId17"/>
+      <w:headerReference w:type="default" r:id="rId16"/>
+      <w:footerReference w:type="default" r:id="rId17"/>
+      <w:headerReference w:type="first" r:id="rId18"/>
+      <w:footerReference w:type="first" r:id="rId19"/>
       <w:pgSz w:w="11906" w:h="16838"/>
       <w:pgMar w:top="1440" w:right="1440" w:bottom="1440" w:left="1440" w:header="850" w:footer="708" w:gutter="0"/>
       <w:cols w:space="708"/>
@@ -2002,6 +2142,7 @@
   <w:style w:type="character" w:default="1" w:styleId="DefaultParagraphFont">
     <w:name w:val="Default Paragraph Font"/>
     <w:uiPriority w:val="1"/>
+    <w:semiHidden/>
     <w:unhideWhenUsed/>
   </w:style>
   <w:style w:type="table" w:default="1" w:styleId="TableNormal">

--- a/MATLAB Coursework 2  Word Template.docx
+++ b/MATLAB Coursework 2  Word Template.docx
@@ -2,61 +2,7 @@
 <file path=word/document.xml><?xml version="1.0" encoding="utf-8"?>
 <w:document xmlns:wpc="http://schemas.microsoft.com/office/word/2010/wordprocessingCanvas" xmlns:cx="http://schemas.microsoft.com/office/drawing/2014/chartex" xmlns:cx1="http://schemas.microsoft.com/office/drawing/2015/9/8/chartex" xmlns:cx2="http://schemas.microsoft.com/office/drawing/2015/10/21/chartex" xmlns:cx3="http://schemas.microsoft.com/office/drawing/2016/5/9/chartex" xmlns:cx4="http://schemas.microsoft.com/office/drawing/2016/5/10/chartex" xmlns:cx5="http://schemas.microsoft.com/office/drawing/2016/5/11/chartex" xmlns:cx6="http://schemas.microsoft.com/office/drawing/2016/5/12/chartex" xmlns:cx7="http://schemas.microsoft.com/office/drawing/2016/5/13/chartex" xmlns:cx8="http://schemas.microsoft.com/office/drawing/2016/5/14/chartex" xmlns:mc="http://schemas.openxmlformats.org/markup-compatibility/2006" xmlns:aink="http://schemas.microsoft.com/office/drawing/2016/ink" xmlns:am3d="http://schemas.microsoft.com/office/drawing/2017/model3d" xmlns:o="urn:schemas-microsoft-com:office:office" xmlns:oel="http://schemas.microsoft.com/office/2019/extlst" xmlns:r="http://schemas.openxmlformats.org/officeDocument/2006/relationships" xmlns:m="http://schemas.openxmlformats.org/officeDocument/2006/math" xmlns:v="urn:schemas-microsoft-com:vml" xmlns:wp14="http://schemas.microsoft.com/office/word/2010/wordprocessingDrawing" xmlns:wp="http://schemas.openxmlformats.org/drawingml/2006/wordprocessingDrawing" xmlns:w10="urn:schemas-microsoft-com:office:word" xmlns:w="http://schemas.openxmlformats.org/wordprocessingml/2006/main" xmlns:w14="http://schemas.microsoft.com/office/word/2010/wordml" xmlns:w15="http://schemas.microsoft.com/office/word/2012/wordml" xmlns:w16cex="http://schemas.microsoft.com/office/word/2018/wordml/cex" xmlns:w16cid="http://schemas.microsoft.com/office/word/2016/wordml/cid" xmlns:w16="http://schemas.microsoft.com/office/word/2018/wordml" xmlns:w16du="http://schemas.microsoft.com/office/word/2023/wordml/word16du" xmlns:w16sdtdh="http://schemas.microsoft.com/office/word/2020/wordml/sdtdatahash" xmlns:w16sdtfl="http://schemas.microsoft.com/office/word/2024/wordml/sdtformatlock" xmlns:w16se="http://schemas.microsoft.com/office/word/2015/wordml/symex" xmlns:wpg="http://schemas.microsoft.com/office/word/2010/wordprocessingGroup" xmlns:wpi="http://schemas.microsoft.com/office/word/2010/wordprocessingInk" xmlns:wne="http://schemas.microsoft.com/office/word/2006/wordml" xmlns:wps="http://schemas.microsoft.com/office/word/2010/wordprocessingShape" mc:Ignorable="w14 w15 w16se w16cid w16 w16cex w16sdtdh w16sdtfl w16du wp14">
   <w:body>
-    <w:p>
-      <w:r>
-        <w:rPr>
-          <w:noProof/>
-        </w:rPr>
-        <w:drawing>
-          <wp:inline distT="0" distB="0" distL="0" distR="0" wp14:anchorId="34D9151D" wp14:editId="12A4EAFD">
-            <wp:extent cx="5729605" cy="5486400"/>
-            <wp:effectExtent l="0" t="0" r="4445" b="0"/>
-            <wp:docPr id="403404790" name="Picture 3"/>
-            <wp:cNvGraphicFramePr>
-              <a:graphicFrameLocks xmlns:a="http://schemas.openxmlformats.org/drawingml/2006/main" noChangeAspect="1"/>
-            </wp:cNvGraphicFramePr>
-            <a:graphic xmlns:a="http://schemas.openxmlformats.org/drawingml/2006/main">
-              <a:graphicData uri="http://schemas.openxmlformats.org/drawingml/2006/picture">
-                <pic:pic xmlns:pic="http://schemas.openxmlformats.org/drawingml/2006/picture">
-                  <pic:nvPicPr>
-                    <pic:cNvPr id="0" name="Picture 1"/>
-                    <pic:cNvPicPr>
-                      <a:picLocks noChangeAspect="1" noChangeArrowheads="1"/>
-                    </pic:cNvPicPr>
-                  </pic:nvPicPr>
-                  <pic:blipFill>
-                    <a:blip r:embed="rId8">
-                      <a:extLst>
-                        <a:ext uri="{28A0092B-C50C-407E-A947-70E740481C1C}">
-                          <a14:useLocalDpi xmlns:a14="http://schemas.microsoft.com/office/drawing/2010/main" val="0"/>
-                        </a:ext>
-                      </a:extLst>
-                    </a:blip>
-                    <a:srcRect/>
-                    <a:stretch>
-                      <a:fillRect/>
-                    </a:stretch>
-                  </pic:blipFill>
-                  <pic:spPr bwMode="auto">
-                    <a:xfrm>
-                      <a:off x="0" y="0"/>
-                      <a:ext cx="5729605" cy="5486400"/>
-                    </a:xfrm>
-                    <a:prstGeom prst="rect">
-                      <a:avLst/>
-                    </a:prstGeom>
-                    <a:noFill/>
-                    <a:ln>
-                      <a:noFill/>
-                    </a:ln>
-                  </pic:spPr>
-                </pic:pic>
-              </a:graphicData>
-            </a:graphic>
-          </wp:inline>
-        </w:drawing>
-      </w:r>
-    </w:p>
+    <w:p/>
     <w:p/>
     <w:p/>
     <w:p/>
@@ -230,7 +176,7 @@
                     </pic:cNvPicPr>
                   </pic:nvPicPr>
                   <pic:blipFill>
-                    <a:blip r:embed="rId9" cstate="print">
+                    <a:blip r:embed="rId8" cstate="print">
                       <a:extLst>
                         <a:ext uri="{28A0092B-C50C-407E-A947-70E740481C1C}">
                           <a14:useLocalDpi xmlns:a14="http://schemas.microsoft.com/office/drawing/2010/main" val="0"/>
@@ -297,7 +243,7 @@
                     </pic:cNvPicPr>
                   </pic:nvPicPr>
                   <pic:blipFill>
-                    <a:blip r:embed="rId10" cstate="print">
+                    <a:blip r:embed="rId9" cstate="print">
                       <a:extLst>
                         <a:ext uri="{28A0092B-C50C-407E-A947-70E740481C1C}">
                           <a14:useLocalDpi xmlns:a14="http://schemas.microsoft.com/office/drawing/2010/main" val="0"/>
@@ -384,7 +330,7 @@
                     </pic:cNvPicPr>
                   </pic:nvPicPr>
                   <pic:blipFill>
-                    <a:blip r:embed="rId11">
+                    <a:blip r:embed="rId10">
                       <a:extLst>
                         <a:ext uri="{28A0092B-C50C-407E-A947-70E740481C1C}">
                           <a14:useLocalDpi xmlns:a14="http://schemas.microsoft.com/office/drawing/2010/main" val="0"/>
@@ -461,14 +407,13 @@
         <w:rPr>
           <w:noProof/>
           <w:color w:val="000000" w:themeColor="text1"/>
-          <w:highlight w:val="cyan"/>
           <w:lang w:val="en-US" w:eastAsia="zh-CN"/>
         </w:rPr>
         <w:drawing>
-          <wp:inline distT="0" distB="0" distL="0" distR="0" wp14:anchorId="489D2479" wp14:editId="67E47FF6">
-            <wp:extent cx="4504745" cy="3379808"/>
-            <wp:effectExtent l="0" t="0" r="0" b="0"/>
-            <wp:docPr id="1021646789" name="Picture 3"/>
+          <wp:inline distT="0" distB="0" distL="0" distR="0" wp14:anchorId="365273CE" wp14:editId="0C3F2FA4">
+            <wp:extent cx="4605526" cy="3454400"/>
+            <wp:effectExtent l="0" t="0" r="5080" b="0"/>
+            <wp:docPr id="1648827484" name="Picture 5"/>
             <wp:cNvGraphicFramePr>
               <a:graphicFrameLocks xmlns:a="http://schemas.openxmlformats.org/drawingml/2006/main" noChangeAspect="1"/>
             </wp:cNvGraphicFramePr>
@@ -476,13 +421,13 @@
               <a:graphicData uri="http://schemas.openxmlformats.org/drawingml/2006/picture">
                 <pic:pic xmlns:pic="http://schemas.openxmlformats.org/drawingml/2006/picture">
                   <pic:nvPicPr>
-                    <pic:cNvPr id="0" name="Picture 1"/>
+                    <pic:cNvPr id="0" name="Picture 3"/>
                     <pic:cNvPicPr>
                       <a:picLocks noChangeAspect="1" noChangeArrowheads="1"/>
                     </pic:cNvPicPr>
                   </pic:nvPicPr>
                   <pic:blipFill>
-                    <a:blip r:embed="rId12" cstate="print">
+                    <a:blip r:embed="rId11" cstate="print">
                       <a:extLst>
                         <a:ext uri="{28A0092B-C50C-407E-A947-70E740481C1C}">
                           <a14:useLocalDpi xmlns:a14="http://schemas.microsoft.com/office/drawing/2010/main" val="0"/>
@@ -497,7 +442,7 @@
                   <pic:spPr bwMode="auto">
                     <a:xfrm>
                       <a:off x="0" y="0"/>
-                      <a:ext cx="4508948" cy="3382961"/>
+                      <a:ext cx="4609607" cy="3457461"/>
                     </a:xfrm>
                     <a:prstGeom prst="rect">
                       <a:avLst/>
@@ -560,6 +505,7 @@
           <w:highlight w:val="cyan"/>
           <w:lang w:val="en-US" w:eastAsia="zh-CN"/>
         </w:rPr>
+        <w:lastRenderedPageBreak/>
         <w:t>The first flowchart is for the first version. The second flowchart is for the second version.</w:t>
       </w:r>
     </w:p>
@@ -579,7 +525,6 @@
           <w:highlight w:val="cyan"/>
           <w:lang w:val="en-US" w:eastAsia="zh-CN"/>
         </w:rPr>
-        <w:lastRenderedPageBreak/>
         <w:drawing>
           <wp:inline distT="0" distB="0" distL="0" distR="0" wp14:anchorId="6E9FCA76" wp14:editId="0AEBAC66">
             <wp:extent cx="5729605" cy="5254625"/>
@@ -598,7 +543,7 @@
                     </pic:cNvPicPr>
                   </pic:nvPicPr>
                   <pic:blipFill>
-                    <a:blip r:embed="rId13">
+                    <a:blip r:embed="rId12">
                       <a:extLst>
                         <a:ext uri="{28A0092B-C50C-407E-A947-70E740481C1C}">
                           <a14:useLocalDpi xmlns:a14="http://schemas.microsoft.com/office/drawing/2010/main" val="0"/>
@@ -646,6 +591,7 @@
           <w:highlight w:val="cyan"/>
           <w:lang w:val="en-US" w:eastAsia="zh-CN"/>
         </w:rPr>
+        <w:lastRenderedPageBreak/>
         <w:drawing>
           <wp:inline distT="0" distB="0" distL="0" distR="0" wp14:anchorId="5CF13209" wp14:editId="2C195BB0">
             <wp:extent cx="5729605" cy="3304540"/>
@@ -664,7 +610,7 @@
                     </pic:cNvPicPr>
                   </pic:nvPicPr>
                   <pic:blipFill>
-                    <a:blip r:embed="rId14">
+                    <a:blip r:embed="rId13">
                       <a:extLst>
                         <a:ext uri="{28A0092B-C50C-407E-A947-70E740481C1C}">
                           <a14:useLocalDpi xmlns:a14="http://schemas.microsoft.com/office/drawing/2010/main" val="0"/>
@@ -732,7 +678,6 @@
         <w:spacing w:line="259" w:lineRule="auto"/>
         <w:jc w:val="both"/>
         <w:rPr>
-          <w:rFonts w:hint="eastAsia"/>
           <w:color w:val="000000" w:themeColor="text1"/>
           <w:highlight w:val="cyan"/>
           <w:lang w:val="en-US" w:eastAsia="zh-CN"/>
@@ -765,11 +710,12 @@
           <w:highlight w:val="cyan"/>
           <w:lang w:val="en-US" w:eastAsia="zh-CN"/>
         </w:rPr>
+        <w:lastRenderedPageBreak/>
         <w:drawing>
-          <wp:inline distT="0" distB="0" distL="0" distR="0" wp14:anchorId="5334FEC4" wp14:editId="5592834F">
-            <wp:extent cx="5729605" cy="5486400"/>
-            <wp:effectExtent l="0" t="0" r="4445" b="0"/>
-            <wp:docPr id="346742254" name="Picture 5"/>
+          <wp:inline distT="0" distB="0" distL="0" distR="0" wp14:anchorId="3F606845" wp14:editId="10244BBD">
+            <wp:extent cx="5725795" cy="5477510"/>
+            <wp:effectExtent l="0" t="0" r="8255" b="8890"/>
+            <wp:docPr id="688212733" name="Picture 4"/>
             <wp:cNvGraphicFramePr>
               <a:graphicFrameLocks xmlns:a="http://schemas.openxmlformats.org/drawingml/2006/main" noChangeAspect="1"/>
             </wp:cNvGraphicFramePr>
@@ -777,13 +723,13 @@
               <a:graphicData uri="http://schemas.openxmlformats.org/drawingml/2006/picture">
                 <pic:pic xmlns:pic="http://schemas.openxmlformats.org/drawingml/2006/picture">
                   <pic:nvPicPr>
-                    <pic:cNvPr id="0" name="Picture 3"/>
+                    <pic:cNvPr id="0" name="Picture 2"/>
                     <pic:cNvPicPr>
                       <a:picLocks noChangeAspect="1" noChangeArrowheads="1"/>
                     </pic:cNvPicPr>
                   </pic:nvPicPr>
                   <pic:blipFill>
-                    <a:blip r:embed="rId15">
+                    <a:blip r:embed="rId14">
                       <a:extLst>
                         <a:ext uri="{28A0092B-C50C-407E-A947-70E740481C1C}">
                           <a14:useLocalDpi xmlns:a14="http://schemas.microsoft.com/office/drawing/2010/main" val="0"/>
@@ -798,7 +744,7 @@
                   <pic:spPr bwMode="auto">
                     <a:xfrm>
                       <a:off x="0" y="0"/>
-                      <a:ext cx="5729605" cy="5486400"/>
+                      <a:ext cx="5725795" cy="5477510"/>
                     </a:xfrm>
                     <a:prstGeom prst="rect">
                       <a:avLst/>
@@ -827,10 +773,10 @@
       </w:pPr>
     </w:p>
     <w:sectPr>
-      <w:headerReference w:type="default" r:id="rId16"/>
-      <w:footerReference w:type="default" r:id="rId17"/>
-      <w:headerReference w:type="first" r:id="rId18"/>
-      <w:footerReference w:type="first" r:id="rId19"/>
+      <w:headerReference w:type="default" r:id="rId15"/>
+      <w:footerReference w:type="default" r:id="rId16"/>
+      <w:headerReference w:type="first" r:id="rId17"/>
+      <w:footerReference w:type="first" r:id="rId18"/>
       <w:pgSz w:w="11906" w:h="16838"/>
       <w:pgMar w:top="1440" w:right="1440" w:bottom="1440" w:left="1440" w:header="850" w:footer="708" w:gutter="0"/>
       <w:cols w:space="708"/>

--- a/MATLAB Coursework 2  Word Template.docx
+++ b/MATLAB Coursework 2  Word Template.docx
@@ -675,6 +675,11 @@
     </w:p>
     <w:p>
       <w:pPr>
+        <w:pStyle w:val="ListParagraph"/>
+        <w:numPr>
+          <w:ilvl w:val="0"/>
+          <w:numId w:val="5"/>
+        </w:numPr>
         <w:spacing w:line="259" w:lineRule="auto"/>
         <w:jc w:val="both"/>
         <w:rPr>
@@ -690,13 +695,73 @@
           <w:highlight w:val="cyan"/>
           <w:lang w:val="en-US" w:eastAsia="zh-CN"/>
         </w:rPr>
-        <w:t>(a)</w:t>
+        <w:t xml:space="preserve">This flowchart was finished before the task 3 code, which </w:t>
+      </w:r>
+      <w:proofErr w:type="gramStart"/>
+      <w:r>
+        <w:rPr>
+          <w:rFonts w:hint="eastAsia"/>
+          <w:color w:val="000000" w:themeColor="text1"/>
+          <w:highlight w:val="cyan"/>
+          <w:lang w:val="en-US" w:eastAsia="zh-CN"/>
+        </w:rPr>
+        <w:t>exists</w:t>
+      </w:r>
+      <w:proofErr w:type="gramEnd"/>
+      <w:r>
+        <w:rPr>
+          <w:rFonts w:hint="eastAsia"/>
+          <w:color w:val="000000" w:themeColor="text1"/>
+          <w:highlight w:val="cyan"/>
+          <w:lang w:val="en-US" w:eastAsia="zh-CN"/>
+        </w:rPr>
+        <w:t xml:space="preserve"> some difference </w:t>
+      </w:r>
+      <w:proofErr w:type="gramStart"/>
+      <w:r>
+        <w:rPr>
+          <w:rFonts w:hint="eastAsia"/>
+          <w:color w:val="000000" w:themeColor="text1"/>
+          <w:highlight w:val="cyan"/>
+          <w:lang w:val="en-US" w:eastAsia="zh-CN"/>
+        </w:rPr>
+        <w:t>with</w:t>
+      </w:r>
+      <w:proofErr w:type="gramEnd"/>
+      <w:r>
+        <w:rPr>
+          <w:rFonts w:hint="eastAsia"/>
+          <w:color w:val="000000" w:themeColor="text1"/>
+          <w:highlight w:val="cyan"/>
+          <w:lang w:val="en-US" w:eastAsia="zh-CN"/>
+        </w:rPr>
+        <w:t xml:space="preserve"> the true code in the Task 3 </w:t>
+      </w:r>
+      <w:proofErr w:type="spellStart"/>
+      <w:r>
+        <w:rPr>
+          <w:rFonts w:hint="eastAsia"/>
+          <w:color w:val="000000" w:themeColor="text1"/>
+          <w:highlight w:val="cyan"/>
+          <w:lang w:val="en-US" w:eastAsia="zh-CN"/>
+        </w:rPr>
+        <w:t>matlab</w:t>
+      </w:r>
+      <w:proofErr w:type="spellEnd"/>
+      <w:r>
+        <w:rPr>
+          <w:rFonts w:hint="eastAsia"/>
+          <w:color w:val="000000" w:themeColor="text1"/>
+          <w:highlight w:val="cyan"/>
+          <w:lang w:val="en-US" w:eastAsia="zh-CN"/>
+        </w:rPr>
+        <w:t xml:space="preserve"> part.</w:t>
       </w:r>
     </w:p>
     <w:p>
       <w:pPr>
         <w:spacing w:line="259" w:lineRule="auto"/>
-        <w:jc w:val="both"/>
+        <w:jc w:val="center"/>
         <w:rPr>
           <w:color w:val="000000" w:themeColor="text1"/>
           <w:highlight w:val="cyan"/>
@@ -710,11 +775,10 @@
           <w:highlight w:val="cyan"/>
           <w:lang w:val="en-US" w:eastAsia="zh-CN"/>
         </w:rPr>
-        <w:lastRenderedPageBreak/>
         <w:drawing>
-          <wp:inline distT="0" distB="0" distL="0" distR="0" wp14:anchorId="3F606845" wp14:editId="10244BBD">
-            <wp:extent cx="5725795" cy="5477510"/>
-            <wp:effectExtent l="0" t="0" r="8255" b="8890"/>
+          <wp:inline distT="0" distB="0" distL="0" distR="0" wp14:anchorId="3F606845" wp14:editId="5DB5F2AA">
+            <wp:extent cx="4419600" cy="4227955"/>
+            <wp:effectExtent l="0" t="0" r="0" b="1270"/>
             <wp:docPr id="688212733" name="Picture 4"/>
             <wp:cNvGraphicFramePr>
               <a:graphicFrameLocks xmlns:a="http://schemas.openxmlformats.org/drawingml/2006/main" noChangeAspect="1"/>
@@ -744,7 +808,7 @@
                   <pic:spPr bwMode="auto">
                     <a:xfrm>
                       <a:off x="0" y="0"/>
-                      <a:ext cx="5725795" cy="5477510"/>
+                      <a:ext cx="4435355" cy="4243026"/>
                     </a:xfrm>
                     <a:prstGeom prst="rect">
                       <a:avLst/>
@@ -764,8 +828,153 @@
     <w:p>
       <w:pPr>
         <w:spacing w:line="259" w:lineRule="auto"/>
-        <w:jc w:val="both"/>
-        <w:rPr>
+        <w:rPr>
+          <w:color w:val="000000" w:themeColor="text1"/>
+          <w:highlight w:val="cyan"/>
+          <w:lang w:val="en-US" w:eastAsia="zh-CN"/>
+        </w:rPr>
+      </w:pPr>
+      <w:r>
+        <w:rPr>
+          <w:rFonts w:hint="eastAsia"/>
+          <w:color w:val="000000" w:themeColor="text1"/>
+          <w:highlight w:val="cyan"/>
+          <w:lang w:val="en-US" w:eastAsia="zh-CN"/>
+        </w:rPr>
+        <w:lastRenderedPageBreak/>
+        <w:t>Task 4: reflective statement</w:t>
+      </w:r>
+    </w:p>
+    <w:p>
+      <w:pPr>
+        <w:spacing w:line="259" w:lineRule="auto"/>
+        <w:rPr>
+          <w:color w:val="000000" w:themeColor="text1"/>
+          <w:highlight w:val="cyan"/>
+          <w:lang w:val="en-US" w:eastAsia="zh-CN"/>
+        </w:rPr>
+      </w:pPr>
+      <w:r>
+        <w:rPr>
+          <w:color w:val="000000" w:themeColor="text1"/>
+          <w:highlight w:val="cyan"/>
+          <w:lang w:val="en-US" w:eastAsia="zh-CN"/>
+        </w:rPr>
+        <w:t xml:space="preserve">In Coursework 2, the theoretical knowledge acquired in lectures was applied to a practical scenario for the first time. All assigned tasks were completed successfully. However, several challenges emerged during the coding process. One notable issue was the fluctuation in temperature readings observed while the program was running. Additionally, </w:t>
+      </w:r>
+      <w:proofErr w:type="spellStart"/>
+      <w:r>
+        <w:rPr>
+          <w:color w:val="000000" w:themeColor="text1"/>
+          <w:highlight w:val="cyan"/>
+          <w:lang w:val="en-US" w:eastAsia="zh-CN"/>
+        </w:rPr>
+        <w:t>organising</w:t>
+      </w:r>
+      <w:proofErr w:type="spellEnd"/>
+      <w:r>
+        <w:rPr>
+          <w:color w:val="000000" w:themeColor="text1"/>
+          <w:highlight w:val="cyan"/>
+          <w:lang w:val="en-US" w:eastAsia="zh-CN"/>
+        </w:rPr>
+        <w:t xml:space="preserve"> the wiring harnesses posed an initial difficulty, particularly in making the physical connections clearer and more systematic.</w:t>
+      </w:r>
+    </w:p>
+    <w:p>
+      <w:pPr>
+        <w:spacing w:line="259" w:lineRule="auto"/>
+        <w:rPr>
+          <w:color w:val="000000" w:themeColor="text1"/>
+          <w:highlight w:val="cyan"/>
+          <w:lang w:val="en-US" w:eastAsia="zh-CN"/>
+        </w:rPr>
+      </w:pPr>
+      <w:r>
+        <w:rPr>
+          <w:color w:val="000000" w:themeColor="text1"/>
+          <w:highlight w:val="cyan"/>
+          <w:lang w:val="en-US" w:eastAsia="zh-CN"/>
+        </w:rPr>
+        <w:t>Understanding the underlying logic of the required code also presented a significant challenge before writing could commence. It was necessary to identify the most efficient, concise, and comprehensible approach and translate it into functional code. Fortunately, logical structuring proved to be a personal strength; the use of flowcharts enabled rapid development of the algorithmic framework. Nevertheless, translating these flowcharts into executable code introduced further difficulties. Certain logical sequences had to be modified during implementation, resulting in a final program that diverged from the original flowchart in several aspects.</w:t>
+      </w:r>
+    </w:p>
+    <w:p>
+      <w:pPr>
+        <w:spacing w:line="259" w:lineRule="auto"/>
+        <w:rPr>
+          <w:color w:val="000000" w:themeColor="text1"/>
+          <w:highlight w:val="cyan"/>
+          <w:lang w:val="en-US" w:eastAsia="zh-CN"/>
+        </w:rPr>
+      </w:pPr>
+      <w:r>
+        <w:rPr>
+          <w:color w:val="000000" w:themeColor="text1"/>
+          <w:highlight w:val="cyan"/>
+          <w:lang w:val="en-US" w:eastAsia="zh-CN"/>
+        </w:rPr>
+        <w:t xml:space="preserve">After completing the program, some hardware-related issues became apparent. Specifically, in Task 3, it was observed that LED state transitions induced voltage fluctuations, which periodically distorted the temperature readings. Even under thermally stable conditions, the measured values oscillated beyond the classification threshold, causing spurious state toggling. Moreover, the steady illumination of an LED introduced a systematic offset in the measured temperature relative to the LED-off condition. Both effects are attributed to power-supply coupling inherent in </w:t>
+      </w:r>
+      <w:proofErr w:type="gramStart"/>
+      <w:r>
+        <w:rPr>
+          <w:color w:val="000000" w:themeColor="text1"/>
+          <w:highlight w:val="cyan"/>
+          <w:lang w:val="en-US" w:eastAsia="zh-CN"/>
+        </w:rPr>
+        <w:t>the experimental</w:t>
+      </w:r>
+      <w:proofErr w:type="gramEnd"/>
+      <w:r>
+        <w:rPr>
+          <w:color w:val="000000" w:themeColor="text1"/>
+          <w:highlight w:val="cyan"/>
+          <w:lang w:val="en-US" w:eastAsia="zh-CN"/>
+        </w:rPr>
+        <w:t xml:space="preserve"> hardware and are not indicative of algorithmic deficiencies.</w:t>
+      </w:r>
+    </w:p>
+    <w:p>
+      <w:pPr>
+        <w:spacing w:line="259" w:lineRule="auto"/>
+        <w:rPr>
+          <w:color w:val="000000" w:themeColor="text1"/>
+          <w:highlight w:val="cyan"/>
+          <w:lang w:val="en-US" w:eastAsia="zh-CN"/>
+        </w:rPr>
+      </w:pPr>
+      <w:r>
+        <w:rPr>
+          <w:color w:val="000000" w:themeColor="text1"/>
+          <w:highlight w:val="cyan"/>
+          <w:lang w:val="en-US" w:eastAsia="zh-CN"/>
+        </w:rPr>
+        <w:t>For future improvements, it is recommended that more precise instrumentation be employed, or that appropriate capacitance be added to the circuit to stabili</w:t>
+      </w:r>
+      <w:r>
+        <w:rPr>
+          <w:rFonts w:hint="eastAsia"/>
+          <w:color w:val="000000" w:themeColor="text1"/>
+          <w:highlight w:val="cyan"/>
+          <w:lang w:val="en-US" w:eastAsia="zh-CN"/>
+        </w:rPr>
+        <w:t>z</w:t>
+      </w:r>
+      <w:r>
+        <w:rPr>
+          <w:color w:val="000000" w:themeColor="text1"/>
+          <w:highlight w:val="cyan"/>
+          <w:lang w:val="en-US" w:eastAsia="zh-CN"/>
+        </w:rPr>
+        <w:t>e the supply voltage and mitigate these coupling effects.</w:t>
+      </w:r>
+    </w:p>
+    <w:p>
+      <w:pPr>
+        <w:spacing w:line="259" w:lineRule="auto"/>
+        <w:rPr>
+          <w:rFonts w:hint="eastAsia"/>
           <w:color w:val="000000" w:themeColor="text1"/>
           <w:highlight w:val="cyan"/>
           <w:lang w:val="en-US" w:eastAsia="zh-CN"/>
@@ -1306,6 +1515,95 @@
     </w:lvl>
   </w:abstractNum>
   <w:abstractNum w:abstractNumId="1" w15:restartNumberingAfterBreak="0">
+    <w:nsid w:val="1FEC5AAD"/>
+    <w:multiLevelType w:val="hybridMultilevel"/>
+    <w:tmpl w:val="03705D26"/>
+    <w:lvl w:ilvl="0" w:tplc="91F86422">
+      <w:start w:val="1"/>
+      <w:numFmt w:val="lowerLetter"/>
+      <w:lvlText w:val="(%1)"/>
+      <w:lvlJc w:val="left"/>
+      <w:pPr>
+        <w:ind w:left="360" w:hanging="360"/>
+      </w:pPr>
+      <w:rPr>
+        <w:rFonts w:hint="default"/>
+      </w:rPr>
+    </w:lvl>
+    <w:lvl w:ilvl="1" w:tplc="04090019" w:tentative="1">
+      <w:start w:val="1"/>
+      <w:numFmt w:val="lowerLetter"/>
+      <w:lvlText w:val="%2)"/>
+      <w:lvlJc w:val="left"/>
+      <w:pPr>
+        <w:ind w:left="880" w:hanging="440"/>
+      </w:pPr>
+    </w:lvl>
+    <w:lvl w:ilvl="2" w:tplc="0409001B" w:tentative="1">
+      <w:start w:val="1"/>
+      <w:numFmt w:val="lowerRoman"/>
+      <w:lvlText w:val="%3."/>
+      <w:lvlJc w:val="right"/>
+      <w:pPr>
+        <w:ind w:left="1320" w:hanging="440"/>
+      </w:pPr>
+    </w:lvl>
+    <w:lvl w:ilvl="3" w:tplc="0409000F" w:tentative="1">
+      <w:start w:val="1"/>
+      <w:numFmt w:val="decimal"/>
+      <w:lvlText w:val="%4."/>
+      <w:lvlJc w:val="left"/>
+      <w:pPr>
+        <w:ind w:left="1760" w:hanging="440"/>
+      </w:pPr>
+    </w:lvl>
+    <w:lvl w:ilvl="4" w:tplc="04090019" w:tentative="1">
+      <w:start w:val="1"/>
+      <w:numFmt w:val="lowerLetter"/>
+      <w:lvlText w:val="%5)"/>
+      <w:lvlJc w:val="left"/>
+      <w:pPr>
+        <w:ind w:left="2200" w:hanging="440"/>
+      </w:pPr>
+    </w:lvl>
+    <w:lvl w:ilvl="5" w:tplc="0409001B" w:tentative="1">
+      <w:start w:val="1"/>
+      <w:numFmt w:val="lowerRoman"/>
+      <w:lvlText w:val="%6."/>
+      <w:lvlJc w:val="right"/>
+      <w:pPr>
+        <w:ind w:left="2640" w:hanging="440"/>
+      </w:pPr>
+    </w:lvl>
+    <w:lvl w:ilvl="6" w:tplc="0409000F" w:tentative="1">
+      <w:start w:val="1"/>
+      <w:numFmt w:val="decimal"/>
+      <w:lvlText w:val="%7."/>
+      <w:lvlJc w:val="left"/>
+      <w:pPr>
+        <w:ind w:left="3080" w:hanging="440"/>
+      </w:pPr>
+    </w:lvl>
+    <w:lvl w:ilvl="7" w:tplc="04090019" w:tentative="1">
+      <w:start w:val="1"/>
+      <w:numFmt w:val="lowerLetter"/>
+      <w:lvlText w:val="%8)"/>
+      <w:lvlJc w:val="left"/>
+      <w:pPr>
+        <w:ind w:left="3520" w:hanging="440"/>
+      </w:pPr>
+    </w:lvl>
+    <w:lvl w:ilvl="8" w:tplc="0409001B" w:tentative="1">
+      <w:start w:val="1"/>
+      <w:numFmt w:val="lowerRoman"/>
+      <w:lvlText w:val="%9."/>
+      <w:lvlJc w:val="right"/>
+      <w:pPr>
+        <w:ind w:left="3960" w:hanging="440"/>
+      </w:pPr>
+    </w:lvl>
+  </w:abstractNum>
+  <w:abstractNum w:abstractNumId="2" w15:restartNumberingAfterBreak="0">
     <w:nsid w:val="49D82E44"/>
     <w:multiLevelType w:val="multilevel"/>
     <w:tmpl w:val="6B982794"/>
@@ -1393,7 +1691,7 @@
       </w:pPr>
     </w:lvl>
   </w:abstractNum>
-  <w:abstractNum w:abstractNumId="2" w15:restartNumberingAfterBreak="0">
+  <w:abstractNum w:abstractNumId="3" w15:restartNumberingAfterBreak="0">
     <w:nsid w:val="509A57DD"/>
     <w:multiLevelType w:val="hybridMultilevel"/>
     <w:tmpl w:val="25F4533C"/>
@@ -1506,7 +1804,7 @@
       </w:rPr>
     </w:lvl>
   </w:abstractNum>
-  <w:abstractNum w:abstractNumId="3" w15:restartNumberingAfterBreak="0">
+  <w:abstractNum w:abstractNumId="4" w15:restartNumberingAfterBreak="0">
     <w:nsid w:val="54237D38"/>
     <w:multiLevelType w:val="hybridMultilevel"/>
     <w:tmpl w:val="2828F10A"/>
@@ -1620,16 +1918,19 @@
     </w:lvl>
   </w:abstractNum>
   <w:num w:numId="1" w16cid:durableId="1827822957">
-    <w:abstractNumId w:val="1"/>
+    <w:abstractNumId w:val="2"/>
   </w:num>
   <w:num w:numId="2" w16cid:durableId="907231765">
     <w:abstractNumId w:val="0"/>
   </w:num>
   <w:num w:numId="3" w16cid:durableId="1932926543">
-    <w:abstractNumId w:val="2"/>
+    <w:abstractNumId w:val="3"/>
   </w:num>
   <w:num w:numId="4" w16cid:durableId="401878016">
-    <w:abstractNumId w:val="3"/>
+    <w:abstractNumId w:val="4"/>
+  </w:num>
+  <w:num w:numId="5" w16cid:durableId="765539749">
+    <w:abstractNumId w:val="1"/>
   </w:num>
 </w:numbering>
 </file>
@@ -2088,7 +2389,6 @@
   <w:style w:type="character" w:default="1" w:styleId="DefaultParagraphFont">
     <w:name w:val="Default Paragraph Font"/>
     <w:uiPriority w:val="1"/>
-    <w:semiHidden/>
     <w:unhideWhenUsed/>
   </w:style>
   <w:style w:type="table" w:default="1" w:styleId="TableNormal">

--- a/MATLAB Coursework 2  Word Template.docx
+++ b/MATLAB Coursework 2  Word Template.docx
@@ -68,8 +68,10 @@
     <w:p>
       <w:pPr>
         <w:rPr>
+          <w:rFonts w:hint="eastAsia"/>
           <w:b/>
           <w:bCs/>
+          <w:lang w:eastAsia="zh-CN"/>
         </w:rPr>
       </w:pPr>
       <w:r>
@@ -81,10 +83,12 @@
       </w:r>
       <w:r>
         <w:rPr>
+          <w:rFonts w:hint="eastAsia"/>
           <w:b/>
           <w:bCs/>
-        </w:rPr>
-        <w:t>Add submission date here</w:t>
+          <w:lang w:eastAsia="zh-CN"/>
+        </w:rPr>
+        <w:t>05/05/2026</w:t>
       </w:r>
     </w:p>
     <w:p/>
@@ -854,6 +858,7 @@
           <w:lang w:val="en-US" w:eastAsia="zh-CN"/>
         </w:rPr>
       </w:pPr>
+      <w:bookmarkStart w:id="0" w:name="OLE_LINK1"/>
       <w:r>
         <w:rPr>
           <w:color w:val="000000" w:themeColor="text1"/>
@@ -970,6 +975,7 @@
         <w:t>e the supply voltage and mitigate these coupling effects.</w:t>
       </w:r>
     </w:p>
+    <w:bookmarkEnd w:id="0"/>
     <w:p>
       <w:pPr>
         <w:spacing w:line="259" w:lineRule="auto"/>

--- a/MATLAB Coursework 2  Word Template.docx
+++ b/MATLAB Coursework 2  Word Template.docx
@@ -68,7 +68,6 @@
     <w:p>
       <w:pPr>
         <w:rPr>
-          <w:rFonts w:hint="eastAsia"/>
           <w:b/>
           <w:bCs/>
           <w:lang w:eastAsia="zh-CN"/>
@@ -701,7 +700,14 @@
         </w:rPr>
         <w:t xml:space="preserve">This flowchart was finished before the task 3 code, which </w:t>
       </w:r>
-      <w:proofErr w:type="gramStart"/>
+      <w:r>
+        <w:rPr>
+          <w:color w:val="000000" w:themeColor="text1"/>
+          <w:highlight w:val="cyan"/>
+          <w:lang w:val="en-US" w:eastAsia="zh-CN"/>
+        </w:rPr>
+        <w:t>shows</w:t>
+      </w:r>
       <w:r>
         <w:rPr>
           <w:rFonts w:hint="eastAsia"/>
@@ -709,37 +715,7 @@
           <w:highlight w:val="cyan"/>
           <w:lang w:val="en-US" w:eastAsia="zh-CN"/>
         </w:rPr>
-        <w:t>exists</w:t>
-      </w:r>
-      <w:proofErr w:type="gramEnd"/>
-      <w:r>
-        <w:rPr>
-          <w:rFonts w:hint="eastAsia"/>
-          <w:color w:val="000000" w:themeColor="text1"/>
-          <w:highlight w:val="cyan"/>
-          <w:lang w:val="en-US" w:eastAsia="zh-CN"/>
-        </w:rPr>
-        <w:t xml:space="preserve"> some difference </w:t>
-      </w:r>
-      <w:proofErr w:type="gramStart"/>
-      <w:r>
-        <w:rPr>
-          <w:rFonts w:hint="eastAsia"/>
-          <w:color w:val="000000" w:themeColor="text1"/>
-          <w:highlight w:val="cyan"/>
-          <w:lang w:val="en-US" w:eastAsia="zh-CN"/>
-        </w:rPr>
-        <w:t>with</w:t>
-      </w:r>
-      <w:proofErr w:type="gramEnd"/>
-      <w:r>
-        <w:rPr>
-          <w:rFonts w:hint="eastAsia"/>
-          <w:color w:val="000000" w:themeColor="text1"/>
-          <w:highlight w:val="cyan"/>
-          <w:lang w:val="en-US" w:eastAsia="zh-CN"/>
-        </w:rPr>
-        <w:t xml:space="preserve"> the true code in the Task 3 </w:t>
+        <w:t xml:space="preserve"> some difference with the true code in the Task 3 </w:t>
       </w:r>
       <w:proofErr w:type="spellStart"/>
       <w:r>
@@ -908,6 +884,7 @@
       <w:pPr>
         <w:spacing w:line="259" w:lineRule="auto"/>
         <w:rPr>
+          <w:rFonts w:hint="eastAsia"/>
           <w:color w:val="000000" w:themeColor="text1"/>
           <w:highlight w:val="cyan"/>
           <w:lang w:val="en-US" w:eastAsia="zh-CN"/>
@@ -921,16 +898,14 @@
         </w:rPr>
         <w:t xml:space="preserve">After completing the program, some hardware-related issues became apparent. Specifically, in Task 3, it was observed that LED state transitions induced voltage fluctuations, which periodically distorted the temperature readings. Even under thermally stable conditions, the measured values oscillated beyond the classification threshold, causing spurious state toggling. Moreover, the steady illumination of an LED introduced a systematic offset in the measured temperature relative to the LED-off condition. Both effects are attributed to power-supply coupling inherent in </w:t>
       </w:r>
-      <w:proofErr w:type="gramStart"/>
-      <w:r>
-        <w:rPr>
-          <w:color w:val="000000" w:themeColor="text1"/>
-          <w:highlight w:val="cyan"/>
-          <w:lang w:val="en-US" w:eastAsia="zh-CN"/>
-        </w:rPr>
-        <w:t>the experimental</w:t>
-      </w:r>
-      <w:proofErr w:type="gramEnd"/>
+      <w:r>
+        <w:rPr>
+          <w:color w:val="000000" w:themeColor="text1"/>
+          <w:highlight w:val="cyan"/>
+          <w:lang w:val="en-US" w:eastAsia="zh-CN"/>
+        </w:rPr>
+        <w:t>experimental</w:t>
+      </w:r>
       <w:r>
         <w:rPr>
           <w:color w:val="000000" w:themeColor="text1"/>
@@ -980,7 +955,6 @@
       <w:pPr>
         <w:spacing w:line="259" w:lineRule="auto"/>
         <w:rPr>
-          <w:rFonts w:hint="eastAsia"/>
           <w:color w:val="000000" w:themeColor="text1"/>
           <w:highlight w:val="cyan"/>
           <w:lang w:val="en-US" w:eastAsia="zh-CN"/>
@@ -2395,6 +2369,7 @@
   <w:style w:type="character" w:default="1" w:styleId="DefaultParagraphFont">
     <w:name w:val="Default Paragraph Font"/>
     <w:uiPriority w:val="1"/>
+    <w:semiHidden/>
     <w:unhideWhenUsed/>
   </w:style>
   <w:style w:type="table" w:default="1" w:styleId="TableNormal">

--- a/MATLAB Coursework 2  Word Template.docx
+++ b/MATLAB Coursework 2  Word Template.docx
@@ -120,6 +120,136 @@
         <w:lastRenderedPageBreak/>
         <w:t>For questions which require you to write text (i.e., descriptive sentences), or include images and graphs, please add them to the Word submission template.</w:t>
       </w:r>
+    </w:p>
+    <w:p>
+      <w:pPr>
+        <w:spacing w:line="259" w:lineRule="auto"/>
+        <w:jc w:val="both"/>
+        <w:rPr>
+          <w:color w:val="000000" w:themeColor="text1"/>
+          <w:highlight w:val="cyan"/>
+          <w:shd w:val="pct15" w:color="auto" w:fill="FFFFFF"/>
+          <w:lang w:eastAsia="zh-CN"/>
+        </w:rPr>
+      </w:pPr>
+      <w:proofErr w:type="spellStart"/>
+      <w:r>
+        <w:rPr>
+          <w:rFonts w:hint="eastAsia"/>
+          <w:color w:val="000000" w:themeColor="text1"/>
+          <w:highlight w:val="cyan"/>
+          <w:shd w:val="pct15" w:color="auto" w:fill="FFFFFF"/>
+          <w:lang w:eastAsia="zh-CN"/>
+        </w:rPr>
+        <w:t>Prelimilary</w:t>
+      </w:r>
+      <w:proofErr w:type="spellEnd"/>
+      <w:r>
+        <w:rPr>
+          <w:rFonts w:hint="eastAsia"/>
+          <w:color w:val="000000" w:themeColor="text1"/>
+          <w:highlight w:val="cyan"/>
+          <w:shd w:val="pct15" w:color="auto" w:fill="FFFFFF"/>
+          <w:lang w:eastAsia="zh-CN"/>
+        </w:rPr>
+        <w:t xml:space="preserve"> task: </w:t>
+      </w:r>
+      <w:proofErr w:type="spellStart"/>
+      <w:r>
+        <w:rPr>
+          <w:rFonts w:hint="eastAsia"/>
+          <w:color w:val="000000" w:themeColor="text1"/>
+          <w:highlight w:val="cyan"/>
+          <w:shd w:val="pct15" w:color="auto" w:fill="FFFFFF"/>
+          <w:lang w:eastAsia="zh-CN"/>
+        </w:rPr>
+        <w:t>Github</w:t>
+      </w:r>
+      <w:proofErr w:type="spellEnd"/>
+    </w:p>
+    <w:p>
+      <w:pPr>
+        <w:spacing w:line="259" w:lineRule="auto"/>
+        <w:jc w:val="both"/>
+        <w:rPr>
+          <w:color w:val="000000" w:themeColor="text1"/>
+          <w:highlight w:val="cyan"/>
+          <w:shd w:val="pct15" w:color="auto" w:fill="FFFFFF"/>
+          <w:lang w:eastAsia="zh-CN"/>
+        </w:rPr>
+      </w:pPr>
+    </w:p>
+    <w:p>
+      <w:pPr>
+        <w:spacing w:line="259" w:lineRule="auto"/>
+        <w:jc w:val="both"/>
+        <w:rPr>
+          <w:color w:val="000000" w:themeColor="text1"/>
+          <w:shd w:val="pct15" w:color="auto" w:fill="FFFFFF"/>
+          <w:lang w:eastAsia="zh-CN"/>
+        </w:rPr>
+      </w:pPr>
+      <w:r>
+        <w:rPr>
+          <w:color w:val="000000" w:themeColor="text1"/>
+          <w:highlight w:val="cyan"/>
+          <w:shd w:val="pct15" w:color="auto" w:fill="FFFFFF"/>
+          <w:lang w:eastAsia="zh-CN"/>
+        </w:rPr>
+        <w:t>L</w:t>
+      </w:r>
+      <w:r>
+        <w:rPr>
+          <w:rFonts w:hint="eastAsia"/>
+          <w:color w:val="000000" w:themeColor="text1"/>
+          <w:highlight w:val="cyan"/>
+          <w:shd w:val="pct15" w:color="auto" w:fill="FFFFFF"/>
+          <w:lang w:eastAsia="zh-CN"/>
+        </w:rPr>
+        <w:t>inks:</w:t>
+      </w:r>
+      <w:r>
+        <w:t xml:space="preserve"> </w:t>
+      </w:r>
+      <w:hyperlink r:id="rId8" w:history="1">
+        <w:r>
+          <w:rPr>
+            <w:rStyle w:val="Hyperlink"/>
+            <w:shd w:val="pct15" w:color="auto" w:fill="FFFFFF"/>
+            <w:lang w:eastAsia="zh-CN"/>
+          </w:rPr>
+          <w:t>https://github.com/wst-017d</w:t>
+        </w:r>
+        <w:r>
+          <w:rPr>
+            <w:rStyle w:val="Hyperlink"/>
+            <w:shd w:val="pct15" w:color="auto" w:fill="FFFFFF"/>
+            <w:lang w:eastAsia="zh-CN"/>
+          </w:rPr>
+          <w:t>e</w:t>
+        </w:r>
+        <w:r>
+          <w:rPr>
+            <w:rStyle w:val="Hyperlink"/>
+            <w:shd w:val="pct15" w:color="auto" w:fill="FFFFFF"/>
+            <w:lang w:eastAsia="zh-CN"/>
+          </w:rPr>
+          <w:t>bruyne/Coursework2_SitanWen</w:t>
+        </w:r>
+      </w:hyperlink>
+    </w:p>
+    <w:p>
+      <w:pPr>
+        <w:spacing w:line="259" w:lineRule="auto"/>
+        <w:jc w:val="both"/>
+        <w:rPr>
+          <w:rFonts w:hint="eastAsia"/>
+          <w:color w:val="000000" w:themeColor="text1"/>
+          <w:highlight w:val="cyan"/>
+          <w:shd w:val="pct15" w:color="auto" w:fill="FFFFFF"/>
+          <w:lang w:eastAsia="zh-CN"/>
+        </w:rPr>
+      </w:pPr>
     </w:p>
     <w:p>
       <w:pPr>
@@ -179,7 +309,7 @@
                     </pic:cNvPicPr>
                   </pic:nvPicPr>
                   <pic:blipFill>
-                    <a:blip r:embed="rId8" cstate="print">
+                    <a:blip r:embed="rId9" cstate="print">
                       <a:extLst>
                         <a:ext uri="{28A0092B-C50C-407E-A947-70E740481C1C}">
                           <a14:useLocalDpi xmlns:a14="http://schemas.microsoft.com/office/drawing/2010/main" val="0"/>
@@ -228,6 +358,7 @@
           <w:highlight w:val="cyan"/>
           <w:lang w:eastAsia="zh-CN"/>
         </w:rPr>
+        <w:lastRenderedPageBreak/>
         <w:drawing>
           <wp:inline distT="0" distB="0" distL="0" distR="0" wp14:anchorId="7640B337" wp14:editId="7F3AA753">
             <wp:extent cx="5276105" cy="3958542"/>
@@ -246,7 +377,7 @@
                     </pic:cNvPicPr>
                   </pic:nvPicPr>
                   <pic:blipFill>
-                    <a:blip r:embed="rId9" cstate="print">
+                    <a:blip r:embed="rId10" cstate="print">
                       <a:extLst>
                         <a:ext uri="{28A0092B-C50C-407E-A947-70E740481C1C}">
                           <a14:useLocalDpi xmlns:a14="http://schemas.microsoft.com/office/drawing/2010/main" val="0"/>
@@ -294,7 +425,6 @@
           <w:highlight w:val="cyan"/>
           <w:lang w:val="en-US" w:eastAsia="zh-CN"/>
         </w:rPr>
-        <w:lastRenderedPageBreak/>
         <w:t>(d)</w:t>
       </w:r>
     </w:p>
@@ -333,7 +463,7 @@
                     </pic:cNvPicPr>
                   </pic:nvPicPr>
                   <pic:blipFill>
-                    <a:blip r:embed="rId10">
+                    <a:blip r:embed="rId11">
                       <a:extLst>
                         <a:ext uri="{28A0092B-C50C-407E-A947-70E740481C1C}">
                           <a14:useLocalDpi xmlns:a14="http://schemas.microsoft.com/office/drawing/2010/main" val="0"/>
@@ -412,6 +542,7 @@
           <w:color w:val="000000" w:themeColor="text1"/>
           <w:lang w:val="en-US" w:eastAsia="zh-CN"/>
         </w:rPr>
+        <w:lastRenderedPageBreak/>
         <w:drawing>
           <wp:inline distT="0" distB="0" distL="0" distR="0" wp14:anchorId="365273CE" wp14:editId="0C3F2FA4">
             <wp:extent cx="4605526" cy="3454400"/>
@@ -430,7 +561,7 @@
                     </pic:cNvPicPr>
                   </pic:nvPicPr>
                   <pic:blipFill>
-                    <a:blip r:embed="rId11" cstate="print">
+                    <a:blip r:embed="rId12" cstate="print">
                       <a:extLst>
                         <a:ext uri="{28A0092B-C50C-407E-A947-70E740481C1C}">
                           <a14:useLocalDpi xmlns:a14="http://schemas.microsoft.com/office/drawing/2010/main" val="0"/>
@@ -508,7 +639,6 @@
           <w:highlight w:val="cyan"/>
           <w:lang w:val="en-US" w:eastAsia="zh-CN"/>
         </w:rPr>
-        <w:lastRenderedPageBreak/>
         <w:t>The first flowchart is for the first version. The second flowchart is for the second version.</w:t>
       </w:r>
     </w:p>
@@ -528,6 +658,7 @@
           <w:highlight w:val="cyan"/>
           <w:lang w:val="en-US" w:eastAsia="zh-CN"/>
         </w:rPr>
+        <w:lastRenderedPageBreak/>
         <w:drawing>
           <wp:inline distT="0" distB="0" distL="0" distR="0" wp14:anchorId="6E9FCA76" wp14:editId="0AEBAC66">
             <wp:extent cx="5729605" cy="5254625"/>
@@ -546,7 +677,7 @@
                     </pic:cNvPicPr>
                   </pic:nvPicPr>
                   <pic:blipFill>
-                    <a:blip r:embed="rId12">
+                    <a:blip r:embed="rId13">
                       <a:extLst>
                         <a:ext uri="{28A0092B-C50C-407E-A947-70E740481C1C}">
                           <a14:useLocalDpi xmlns:a14="http://schemas.microsoft.com/office/drawing/2010/main" val="0"/>
@@ -594,7 +725,6 @@
           <w:highlight w:val="cyan"/>
           <w:lang w:val="en-US" w:eastAsia="zh-CN"/>
         </w:rPr>
-        <w:lastRenderedPageBreak/>
         <w:drawing>
           <wp:inline distT="0" distB="0" distL="0" distR="0" wp14:anchorId="5CF13209" wp14:editId="2C195BB0">
             <wp:extent cx="5729605" cy="3304540"/>
@@ -613,7 +743,7 @@
                     </pic:cNvPicPr>
                   </pic:nvPicPr>
                   <pic:blipFill>
-                    <a:blip r:embed="rId13">
+                    <a:blip r:embed="rId14">
                       <a:extLst>
                         <a:ext uri="{28A0092B-C50C-407E-A947-70E740481C1C}">
                           <a14:useLocalDpi xmlns:a14="http://schemas.microsoft.com/office/drawing/2010/main" val="0"/>
@@ -773,7 +903,7 @@
                     </pic:cNvPicPr>
                   </pic:nvPicPr>
                   <pic:blipFill>
-                    <a:blip r:embed="rId14">
+                    <a:blip r:embed="rId15">
                       <a:extLst>
                         <a:ext uri="{28A0092B-C50C-407E-A947-70E740481C1C}">
                           <a14:useLocalDpi xmlns:a14="http://schemas.microsoft.com/office/drawing/2010/main" val="0"/>
@@ -821,8 +951,105 @@
           <w:highlight w:val="cyan"/>
           <w:lang w:val="en-US" w:eastAsia="zh-CN"/>
         </w:rPr>
+        <w:t>Task 4: reflective statement</w:t>
+      </w:r>
+    </w:p>
+    <w:p>
+      <w:pPr>
+        <w:spacing w:line="259" w:lineRule="auto"/>
+        <w:rPr>
+          <w:color w:val="000000" w:themeColor="text1"/>
+          <w:highlight w:val="cyan"/>
+          <w:lang w:val="en-US" w:eastAsia="zh-CN"/>
+        </w:rPr>
+      </w:pPr>
+      <w:bookmarkStart w:id="0" w:name="OLE_LINK1"/>
+      <w:r>
+        <w:rPr>
+          <w:color w:val="000000" w:themeColor="text1"/>
+          <w:highlight w:val="cyan"/>
+          <w:lang w:val="en-US" w:eastAsia="zh-CN"/>
+        </w:rPr>
+        <w:t xml:space="preserve">In Coursework 2, the theoretical knowledge acquired in lectures was applied to a practical scenario for the first time. All assigned tasks were completed successfully. However, several challenges emerged during the coding process. One notable issue was the fluctuation in temperature readings observed while the program was running. Additionally, </w:t>
+      </w:r>
+      <w:proofErr w:type="spellStart"/>
+      <w:r>
+        <w:rPr>
+          <w:color w:val="000000" w:themeColor="text1"/>
+          <w:highlight w:val="cyan"/>
+          <w:lang w:val="en-US" w:eastAsia="zh-CN"/>
+        </w:rPr>
+        <w:t>organising</w:t>
+      </w:r>
+      <w:proofErr w:type="spellEnd"/>
+      <w:r>
+        <w:rPr>
+          <w:color w:val="000000" w:themeColor="text1"/>
+          <w:highlight w:val="cyan"/>
+          <w:lang w:val="en-US" w:eastAsia="zh-CN"/>
+        </w:rPr>
+        <w:t xml:space="preserve"> the wiring harnesses posed an initial difficulty, particularly in making the physical connections clearer and more systematic.</w:t>
+      </w:r>
+    </w:p>
+    <w:p>
+      <w:pPr>
+        <w:spacing w:line="259" w:lineRule="auto"/>
+        <w:rPr>
+          <w:color w:val="000000" w:themeColor="text1"/>
+          <w:highlight w:val="cyan"/>
+          <w:lang w:val="en-US" w:eastAsia="zh-CN"/>
+        </w:rPr>
+      </w:pPr>
+      <w:r>
+        <w:rPr>
+          <w:color w:val="000000" w:themeColor="text1"/>
+          <w:highlight w:val="cyan"/>
+          <w:lang w:val="en-US" w:eastAsia="zh-CN"/>
+        </w:rPr>
+        <w:t>Understanding the underlying logic of the required code also presented a significant challenge before writing could commence. It was necessary to identify the most efficient, concise, and comprehensible approach and translate it into functional code. Fortunately, logical structuring proved to be a personal strength; the use of flowcharts enabled rapid development of the algorithmic framework. Nevertheless, translating these flowcharts into executable code introduced further difficulties. Certain logical sequences had to be modified during implementation, resulting in a final program that diverged from the original flowchart in several aspects.</w:t>
+      </w:r>
+    </w:p>
+    <w:p>
+      <w:pPr>
+        <w:spacing w:line="259" w:lineRule="auto"/>
+        <w:rPr>
+          <w:color w:val="000000" w:themeColor="text1"/>
+          <w:highlight w:val="cyan"/>
+          <w:lang w:val="en-US" w:eastAsia="zh-CN"/>
+        </w:rPr>
+      </w:pPr>
+      <w:r>
+        <w:rPr>
+          <w:color w:val="000000" w:themeColor="text1"/>
+          <w:highlight w:val="cyan"/>
+          <w:lang w:val="en-US" w:eastAsia="zh-CN"/>
+        </w:rPr>
+        <w:t xml:space="preserve">After completing the program, some hardware-related issues became apparent. Specifically, in Task 3, it was observed that LED state transitions induced voltage fluctuations, which periodically distorted the temperature readings. Even under thermally stable conditions, the </w:t>
+      </w:r>
+      <w:r>
+        <w:rPr>
+          <w:color w:val="000000" w:themeColor="text1"/>
+          <w:highlight w:val="cyan"/>
+          <w:lang w:val="en-US" w:eastAsia="zh-CN"/>
+        </w:rPr>
         <w:lastRenderedPageBreak/>
-        <w:t>Task 4: reflective statement</w:t>
+        <w:t xml:space="preserve">measured values oscillated beyond the classification threshold, causing spurious state toggling. Moreover, the steady illumination of an LED introduced a systematic offset in the measured temperature relative to the LED-off condition. Both effects are attributed to power-supply coupling inherent in </w:t>
+      </w:r>
+      <w:r>
+        <w:rPr>
+          <w:color w:val="000000" w:themeColor="text1"/>
+          <w:highlight w:val="cyan"/>
+          <w:lang w:val="en-US" w:eastAsia="zh-CN"/>
+        </w:rPr>
+        <w:t>experimental</w:t>
+      </w:r>
+      <w:r>
+        <w:rPr>
+          <w:color w:val="000000" w:themeColor="text1"/>
+          <w:highlight w:val="cyan"/>
+          <w:lang w:val="en-US" w:eastAsia="zh-CN"/>
+        </w:rPr>
+        <w:t xml:space="preserve"> hardware and are not indicative of algorithmic deficiencies.</w:t>
       </w:r>
     </w:p>
     <w:p>
@@ -834,34 +1061,33 @@
           <w:lang w:val="en-US" w:eastAsia="zh-CN"/>
         </w:rPr>
       </w:pPr>
-      <w:bookmarkStart w:id="0" w:name="OLE_LINK1"/>
-      <w:r>
-        <w:rPr>
-          <w:color w:val="000000" w:themeColor="text1"/>
-          <w:highlight w:val="cyan"/>
-          <w:lang w:val="en-US" w:eastAsia="zh-CN"/>
-        </w:rPr>
-        <w:t xml:space="preserve">In Coursework 2, the theoretical knowledge acquired in lectures was applied to a practical scenario for the first time. All assigned tasks were completed successfully. However, several challenges emerged during the coding process. One notable issue was the fluctuation in temperature readings observed while the program was running. Additionally, </w:t>
-      </w:r>
-      <w:proofErr w:type="spellStart"/>
-      <w:r>
-        <w:rPr>
-          <w:color w:val="000000" w:themeColor="text1"/>
-          <w:highlight w:val="cyan"/>
-          <w:lang w:val="en-US" w:eastAsia="zh-CN"/>
-        </w:rPr>
-        <w:t>organising</w:t>
-      </w:r>
-      <w:proofErr w:type="spellEnd"/>
-      <w:r>
-        <w:rPr>
-          <w:color w:val="000000" w:themeColor="text1"/>
-          <w:highlight w:val="cyan"/>
-          <w:lang w:val="en-US" w:eastAsia="zh-CN"/>
-        </w:rPr>
-        <w:t xml:space="preserve"> the wiring harnesses posed an initial difficulty, particularly in making the physical connections clearer and more systematic.</w:t>
-      </w:r>
-    </w:p>
+      <w:r>
+        <w:rPr>
+          <w:color w:val="000000" w:themeColor="text1"/>
+          <w:highlight w:val="cyan"/>
+          <w:lang w:val="en-US" w:eastAsia="zh-CN"/>
+        </w:rPr>
+        <w:t>For future improvements, it is recommended that more precise instrumentation be employed, or that appropriate capacitance be added to the circuit to stabili</w:t>
+      </w:r>
+      <w:r>
+        <w:rPr>
+          <w:rFonts w:hint="eastAsia"/>
+          <w:color w:val="000000" w:themeColor="text1"/>
+          <w:highlight w:val="cyan"/>
+          <w:lang w:val="en-US" w:eastAsia="zh-CN"/>
+        </w:rPr>
+        <w:t>z</w:t>
+      </w:r>
+      <w:r>
+        <w:rPr>
+          <w:color w:val="000000" w:themeColor="text1"/>
+          <w:highlight w:val="cyan"/>
+          <w:lang w:val="en-US" w:eastAsia="zh-CN"/>
+        </w:rPr>
+        <w:t>e the supply voltage and mitigate these coupling effects.</w:t>
+      </w:r>
+    </w:p>
+    <w:bookmarkEnd w:id="0"/>
     <w:p>
       <w:pPr>
         <w:spacing w:line="259" w:lineRule="auto"/>
@@ -871,101 +1097,12 @@
           <w:lang w:val="en-US" w:eastAsia="zh-CN"/>
         </w:rPr>
       </w:pPr>
-      <w:r>
-        <w:rPr>
-          <w:color w:val="000000" w:themeColor="text1"/>
-          <w:highlight w:val="cyan"/>
-          <w:lang w:val="en-US" w:eastAsia="zh-CN"/>
-        </w:rPr>
-        <w:t>Understanding the underlying logic of the required code also presented a significant challenge before writing could commence. It was necessary to identify the most efficient, concise, and comprehensible approach and translate it into functional code. Fortunately, logical structuring proved to be a personal strength; the use of flowcharts enabled rapid development of the algorithmic framework. Nevertheless, translating these flowcharts into executable code introduced further difficulties. Certain logical sequences had to be modified during implementation, resulting in a final program that diverged from the original flowchart in several aspects.</w:t>
-      </w:r>
-    </w:p>
-    <w:p>
-      <w:pPr>
-        <w:spacing w:line="259" w:lineRule="auto"/>
-        <w:rPr>
-          <w:rFonts w:hint="eastAsia"/>
-          <w:color w:val="000000" w:themeColor="text1"/>
-          <w:highlight w:val="cyan"/>
-          <w:lang w:val="en-US" w:eastAsia="zh-CN"/>
-        </w:rPr>
-      </w:pPr>
-      <w:r>
-        <w:rPr>
-          <w:color w:val="000000" w:themeColor="text1"/>
-          <w:highlight w:val="cyan"/>
-          <w:lang w:val="en-US" w:eastAsia="zh-CN"/>
-        </w:rPr>
-        <w:t xml:space="preserve">After completing the program, some hardware-related issues became apparent. Specifically, in Task 3, it was observed that LED state transitions induced voltage fluctuations, which periodically distorted the temperature readings. Even under thermally stable conditions, the measured values oscillated beyond the classification threshold, causing spurious state toggling. Moreover, the steady illumination of an LED introduced a systematic offset in the measured temperature relative to the LED-off condition. Both effects are attributed to power-supply coupling inherent in </w:t>
-      </w:r>
-      <w:r>
-        <w:rPr>
-          <w:color w:val="000000" w:themeColor="text1"/>
-          <w:highlight w:val="cyan"/>
-          <w:lang w:val="en-US" w:eastAsia="zh-CN"/>
-        </w:rPr>
-        <w:t>experimental</w:t>
-      </w:r>
-      <w:r>
-        <w:rPr>
-          <w:color w:val="000000" w:themeColor="text1"/>
-          <w:highlight w:val="cyan"/>
-          <w:lang w:val="en-US" w:eastAsia="zh-CN"/>
-        </w:rPr>
-        <w:t xml:space="preserve"> hardware and are not indicative of algorithmic deficiencies.</w:t>
-      </w:r>
-    </w:p>
-    <w:p>
-      <w:pPr>
-        <w:spacing w:line="259" w:lineRule="auto"/>
-        <w:rPr>
-          <w:color w:val="000000" w:themeColor="text1"/>
-          <w:highlight w:val="cyan"/>
-          <w:lang w:val="en-US" w:eastAsia="zh-CN"/>
-        </w:rPr>
-      </w:pPr>
-      <w:r>
-        <w:rPr>
-          <w:color w:val="000000" w:themeColor="text1"/>
-          <w:highlight w:val="cyan"/>
-          <w:lang w:val="en-US" w:eastAsia="zh-CN"/>
-        </w:rPr>
-        <w:t>For future improvements, it is recommended that more precise instrumentation be employed, or that appropriate capacitance be added to the circuit to stabili</w:t>
-      </w:r>
-      <w:r>
-        <w:rPr>
-          <w:rFonts w:hint="eastAsia"/>
-          <w:color w:val="000000" w:themeColor="text1"/>
-          <w:highlight w:val="cyan"/>
-          <w:lang w:val="en-US" w:eastAsia="zh-CN"/>
-        </w:rPr>
-        <w:t>z</w:t>
-      </w:r>
-      <w:r>
-        <w:rPr>
-          <w:color w:val="000000" w:themeColor="text1"/>
-          <w:highlight w:val="cyan"/>
-          <w:lang w:val="en-US" w:eastAsia="zh-CN"/>
-        </w:rPr>
-        <w:t>e the supply voltage and mitigate these coupling effects.</w:t>
-      </w:r>
-    </w:p>
-    <w:bookmarkEnd w:id="0"/>
-    <w:p>
-      <w:pPr>
-        <w:spacing w:line="259" w:lineRule="auto"/>
-        <w:rPr>
-          <w:color w:val="000000" w:themeColor="text1"/>
-          <w:highlight w:val="cyan"/>
-          <w:lang w:val="en-US" w:eastAsia="zh-CN"/>
-        </w:rPr>
-      </w:pPr>
     </w:p>
     <w:sectPr>
-      <w:headerReference w:type="default" r:id="rId15"/>
-      <w:footerReference w:type="default" r:id="rId16"/>
-      <w:headerReference w:type="first" r:id="rId17"/>
-      <w:footerReference w:type="first" r:id="rId18"/>
+      <w:headerReference w:type="default" r:id="rId16"/>
+      <w:footerReference w:type="default" r:id="rId17"/>
+      <w:headerReference w:type="first" r:id="rId18"/>
+      <w:footerReference w:type="first" r:id="rId19"/>
       <w:pgSz w:w="11906" w:h="16838"/>
       <w:pgMar w:top="1440" w:right="1440" w:bottom="1440" w:left="1440" w:header="850" w:footer="708" w:gutter="0"/>
       <w:cols w:space="708"/>
@@ -2648,6 +2785,30 @@
       <w:color w:val="4472C4" w:themeColor="accent1"/>
     </w:rPr>
   </w:style>
+  <w:style w:type="character" w:styleId="UnresolvedMention">
+    <w:name w:val="Unresolved Mention"/>
+    <w:basedOn w:val="DefaultParagraphFont"/>
+    <w:uiPriority w:val="99"/>
+    <w:semiHidden/>
+    <w:unhideWhenUsed/>
+    <w:rsid w:val="0030625B"/>
+    <w:rPr>
+      <w:color w:val="605E5C"/>
+      <w:shd w:val="clear" w:color="auto" w:fill="E1DFDD"/>
+    </w:rPr>
+  </w:style>
+  <w:style w:type="character" w:styleId="FollowedHyperlink">
+    <w:name w:val="FollowedHyperlink"/>
+    <w:basedOn w:val="DefaultParagraphFont"/>
+    <w:uiPriority w:val="99"/>
+    <w:semiHidden/>
+    <w:unhideWhenUsed/>
+    <w:rsid w:val="0030625B"/>
+    <w:rPr>
+      <w:color w:val="954F72" w:themeColor="followedHyperlink"/>
+      <w:u w:val="single"/>
+    </w:rPr>
+  </w:style>
 </w:styles>
 </file>
 
